--- a/reports/validation_report.docx
+++ b/reports/validation_report.docx
@@ -117,7 +117,7 @@
         <w:t xml:space="preserve"> </w:t>
       </w:r>
       <w:r>
-        <w:t xml:space="preserve">All test results below come from actual runs on 21-Oct-2026 (evidence:</w:t>
+        <w:t xml:space="preserve">Part A (synthetic benchmark) results come from runs on 21-Oct-2026; Part B (real-data benchmark, Section 6B), the defects D7–D16 and the updated test counts come from runs on 29-Oct-2026 (evidence:</w:t>
       </w:r>
       <w:r>
         <w:t xml:space="preserve"> </w:t>
@@ -150,7 +150,31 @@
         <w:rPr>
           <w:rStyle w:val="VerbatimChar"/>
         </w:rPr>
+        <w:t xml:space="preserve">reports/manual_check_comparison.md</w:t>
+      </w:r>
+      <w:r>
+        <w:t xml:space="preserve">,</w:t>
+      </w:r>
+      <w:r>
+        <w:t xml:space="preserve"> </w:t>
+      </w:r>
+      <w:r>
+        <w:rPr>
+          <w:rStyle w:val="VerbatimChar"/>
+        </w:rPr>
         <w:t xml:space="preserve">reports/browser_test_log.txt</w:t>
+      </w:r>
+      <w:r>
+        <w:t xml:space="preserve">,</w:t>
+      </w:r>
+      <w:r>
+        <w:t xml:space="preserve"> </w:t>
+      </w:r>
+      <w:r>
+        <w:rPr>
+          <w:rStyle w:val="VerbatimChar"/>
+        </w:rPr>
+        <w:t xml:space="preserve">reports/browser_smart_reader_log.txt</w:t>
       </w:r>
       <w:r>
         <w:t xml:space="preserve">). The independent benchmark calculations were prepared with AI assistance (Claude) separately from the dashboard code.</w:t>
@@ -8367,7 +8391,2170 @@
       </w:tr>
     </w:tbl>
     <w:bookmarkEnd w:id="25"/>
-    <w:bookmarkStart w:id="26" w:name="discrepancies-and-defects-found"/>
+    <w:bookmarkStart w:id="26" w:name="X932e16bc935b0d83c58da0f12a7670616647b77"/>
+    <w:p>
+      <w:pPr>
+        <w:pStyle w:val="Heading1"/>
+      </w:pPr>
+      <w:r>
+        <w:t xml:space="preserve">6B. Part B — real-data benchmark: the manual check case</w:t>
+      </w:r>
+    </w:p>
+    <w:p>
+      <w:pPr>
+        <w:pStyle w:val="FirstParagraph"/>
+      </w:pPr>
+      <w:r>
+        <w:rPr>
+          <w:bCs/>
+          <w:b/>
+        </w:rPr>
+        <w:t xml:space="preserve">Why a second benchmark.</w:t>
+      </w:r>
+      <w:r>
+        <w:t xml:space="preserve"> </w:t>
+      </w:r>
+      <w:r>
+        <w:t xml:space="preserve">The Part A benchmark is synthetic. Part B repeats the validation on a</w:t>
+      </w:r>
+      <w:r>
+        <w:t xml:space="preserve"> </w:t>
+      </w:r>
+      <w:r>
+        <w:rPr>
+          <w:bCs/>
+          <w:b/>
+        </w:rPr>
+        <w:t xml:space="preserve">real</w:t>
+      </w:r>
+      <w:r>
+        <w:t xml:space="preserve"> </w:t>
+      </w:r>
+      <w:r>
+        <w:t xml:space="preserve">project, small enough to work by hand, and adds something a synthetic case cannot: the real final cost is known, so the forecasts themselves can be checked.</w:t>
+      </w:r>
+    </w:p>
+    <w:p>
+      <w:pPr>
+        <w:pStyle w:val="BodyText"/>
+      </w:pPr>
+      <w:r>
+        <w:rPr>
+          <w:bCs/>
+          <w:b/>
+        </w:rPr>
+        <w:t xml:space="preserve">Project.</w:t>
+      </w:r>
+      <w:r>
+        <w:t xml:space="preserve"> </w:t>
+      </w:r>
+      <w:r>
+        <w:t xml:space="preserve">IJzertoren Memorial Square, Diksmuide, Belgium (civil works, 2013–14), project C2015-33 of the DSLIB empirical database, Ghent University (Batselier &amp; Vanhoucke, 2015). Its 12 activities, recorded in the project-control software ProTrack, were grouped into 4 work packages by trade (</w:t>
+      </w:r>
+      <w:r>
+        <w:rPr>
+          <w:rStyle w:val="VerbatimChar"/>
+        </w:rPr>
+        <w:t xml:space="preserve">tools/build_manual_check_case.py</w:t>
+      </w:r>
+      <w:r>
+        <w:t xml:space="preserve">): WP budget = sum of activity budgets; planned % = sum of activity PV ÷ WP budget; actual % = sum of activity EV ÷ WP budget; AC = sum of activity AC. Percentages were rounded to 2 decimals so the case can be worked with a calculator. BAC €214,417.71; baseline 14-Oct-2013 to 20-Dec-2013; five month-end reports; the project finished on 28-Feb-2014 at €224,789.67 (4.8 % over budget, about 2 months late).</w:t>
+      </w:r>
+    </w:p>
+    <w:p>
+      <w:pPr>
+        <w:pStyle w:val="BodyText"/>
+      </w:pPr>
+      <w:r>
+        <w:rPr>
+          <w:bCs/>
+          <w:b/>
+        </w:rPr>
+        <w:t xml:space="preserve">Agreement with the recorded values.</w:t>
+      </w:r>
+      <w:r>
+        <w:t xml:space="preserve"> </w:t>
+      </w:r>
+      <w:r>
+        <w:t xml:space="preserve">The 4-package file reproduces ProTrack’s own project PV, EV and AC within €3.79 (largest difference, caused only by the 2-decimal rounding; proven bound 0.005 % × BAC = €10.72), and its CPI and SPI to within 0.0005, for all five reports (</w:t>
+      </w:r>
+      <w:r>
+        <w:rPr>
+          <w:rStyle w:val="VerbatimChar"/>
+        </w:rPr>
+        <w:t xml:space="preserve">tests/test_manual_check_case.py::test_reproduces_protrack_recorded_values</w:t>
+      </w:r>
+      <w:r>
+        <w:t xml:space="preserve">).</w:t>
+      </w:r>
+    </w:p>
+    <w:p>
+      <w:pPr>
+        <w:pStyle w:val="BodyText"/>
+      </w:pPr>
+      <w:r>
+        <w:rPr>
+          <w:bCs/>
+          <w:b/>
+        </w:rPr>
+        <w:t xml:space="preserve">Inputs for the two benchmark periods</w:t>
+      </w:r>
+      <w:r>
+        <w:t xml:space="preserve"> </w:t>
+      </w:r>
+      <w:r>
+        <w:t xml:space="preserve">(from</w:t>
+      </w:r>
+      <w:r>
+        <w:t xml:space="preserve"> </w:t>
+      </w:r>
+      <w:r>
+        <w:rPr>
+          <w:rStyle w:val="VerbatimChar"/>
+        </w:rPr>
+        <w:t xml:space="preserve">data/real/C2015-33_ijzertoren_manual_check_work_packages.csv</w:t>
+      </w:r>
+      <w:r>
+        <w:t xml:space="preserve">):</w:t>
+      </w:r>
+    </w:p>
+    <w:tbl>
+      <w:tblPr>
+        <w:tblW w:type="pct" w:w="5000"/>
+        <w:tblLook w:firstRow="1" w:lastRow="0" w:firstColumn="0" w:lastColumn="0" w:noHBand="0" w:noVBand="0" w:val="0020"/>
+        <w:jc w:val="start"/>
+      </w:tblPr>
+      <w:tblGrid>
+        <w:gridCol w:w="766"/>
+        <w:gridCol w:w="1021"/>
+        <w:gridCol w:w="1021"/>
+        <w:gridCol w:w="1021"/>
+        <w:gridCol w:w="1021"/>
+        <w:gridCol w:w="1021"/>
+        <w:gridCol w:w="1021"/>
+        <w:gridCol w:w="1021"/>
+      </w:tblGrid>
+      <w:tr>
+        <w:trPr>
+          <w:tblHeader w:val="true"/>
+        </w:trPr>
+        <w:tc>
+          <w:tcPr/>
+          <w:p>
+            <w:pPr>
+              <w:pStyle w:val="Compact"/>
+              <w:jc w:val="left"/>
+            </w:pPr>
+            <w:r>
+              <w:rPr>
+                <w:sz w:val="18"/>
+              </w:rPr>
+              <w:t xml:space="preserve">Work package</w:t>
+            </w:r>
+          </w:p>
+        </w:tc>
+        <w:tc>
+          <w:tcPr/>
+          <w:p>
+            <w:pPr>
+              <w:pStyle w:val="Compact"/>
+              <w:jc w:val="right"/>
+            </w:pPr>
+            <w:r>
+              <w:rPr>
+                <w:sz w:val="18"/>
+              </w:rPr>
+              <w:t xml:space="preserve">Budget (€)</w:t>
+            </w:r>
+          </w:p>
+        </w:tc>
+        <w:tc>
+          <w:tcPr/>
+          <w:p>
+            <w:pPr>
+              <w:pStyle w:val="Compact"/>
+              <w:jc w:val="right"/>
+            </w:pPr>
+            <w:r>
+              <w:rPr>
+                <w:sz w:val="18"/>
+              </w:rPr>
+              <w:t xml:space="preserve">30-Nov planned %</w:t>
+            </w:r>
+          </w:p>
+        </w:tc>
+        <w:tc>
+          <w:tcPr/>
+          <w:p>
+            <w:pPr>
+              <w:pStyle w:val="Compact"/>
+              <w:jc w:val="right"/>
+            </w:pPr>
+            <w:r>
+              <w:rPr>
+                <w:sz w:val="18"/>
+              </w:rPr>
+              <w:t xml:space="preserve">30-Nov actual %</w:t>
+            </w:r>
+          </w:p>
+        </w:tc>
+        <w:tc>
+          <w:tcPr/>
+          <w:p>
+            <w:pPr>
+              <w:pStyle w:val="Compact"/>
+              <w:jc w:val="right"/>
+            </w:pPr>
+            <w:r>
+              <w:rPr>
+                <w:sz w:val="18"/>
+              </w:rPr>
+              <w:t xml:space="preserve">30-Nov AC (€)</w:t>
+            </w:r>
+          </w:p>
+        </w:tc>
+        <w:tc>
+          <w:tcPr/>
+          <w:p>
+            <w:pPr>
+              <w:pStyle w:val="Compact"/>
+              <w:jc w:val="right"/>
+            </w:pPr>
+            <w:r>
+              <w:rPr>
+                <w:sz w:val="18"/>
+              </w:rPr>
+              <w:t xml:space="preserve">31-Dec planned %</w:t>
+            </w:r>
+          </w:p>
+        </w:tc>
+        <w:tc>
+          <w:tcPr/>
+          <w:p>
+            <w:pPr>
+              <w:pStyle w:val="Compact"/>
+              <w:jc w:val="right"/>
+            </w:pPr>
+            <w:r>
+              <w:rPr>
+                <w:sz w:val="18"/>
+              </w:rPr>
+              <w:t xml:space="preserve">31-Dec actual %</w:t>
+            </w:r>
+          </w:p>
+        </w:tc>
+        <w:tc>
+          <w:tcPr/>
+          <w:p>
+            <w:pPr>
+              <w:pStyle w:val="Compact"/>
+              <w:jc w:val="right"/>
+            </w:pPr>
+            <w:r>
+              <w:rPr>
+                <w:sz w:val="18"/>
+              </w:rPr>
+              <w:t xml:space="preserve">31-Dec AC (€)</w:t>
+            </w:r>
+          </w:p>
+        </w:tc>
+      </w:tr>
+      <w:tr>
+        <w:tc>
+          <w:tcPr/>
+          <w:p>
+            <w:pPr>
+              <w:pStyle w:val="Compact"/>
+              <w:jc w:val="left"/>
+            </w:pPr>
+            <w:r>
+              <w:rPr>
+                <w:sz w:val="18"/>
+              </w:rPr>
+              <w:t xml:space="preserve">WP1 Demolition and sewerage</w:t>
+            </w:r>
+          </w:p>
+        </w:tc>
+        <w:tc>
+          <w:tcPr/>
+          <w:p>
+            <w:pPr>
+              <w:pStyle w:val="Compact"/>
+              <w:jc w:val="right"/>
+            </w:pPr>
+            <w:r>
+              <w:rPr>
+                <w:sz w:val="18"/>
+              </w:rPr>
+              <w:t xml:space="preserve">49,231.67</w:t>
+            </w:r>
+          </w:p>
+        </w:tc>
+        <w:tc>
+          <w:tcPr/>
+          <w:p>
+            <w:pPr>
+              <w:pStyle w:val="Compact"/>
+              <w:jc w:val="right"/>
+            </w:pPr>
+            <w:r>
+              <w:rPr>
+                <w:sz w:val="18"/>
+              </w:rPr>
+              <w:t xml:space="preserve">100.00</w:t>
+            </w:r>
+          </w:p>
+        </w:tc>
+        <w:tc>
+          <w:tcPr/>
+          <w:p>
+            <w:pPr>
+              <w:pStyle w:val="Compact"/>
+              <w:jc w:val="right"/>
+            </w:pPr>
+            <w:r>
+              <w:rPr>
+                <w:sz w:val="18"/>
+              </w:rPr>
+              <w:t xml:space="preserve">92.31</w:t>
+            </w:r>
+          </w:p>
+        </w:tc>
+        <w:tc>
+          <w:tcPr/>
+          <w:p>
+            <w:pPr>
+              <w:pStyle w:val="Compact"/>
+              <w:jc w:val="right"/>
+            </w:pPr>
+            <w:r>
+              <w:rPr>
+                <w:sz w:val="18"/>
+              </w:rPr>
+              <w:t xml:space="preserve">38,459.62</w:t>
+            </w:r>
+          </w:p>
+        </w:tc>
+        <w:tc>
+          <w:tcPr/>
+          <w:p>
+            <w:pPr>
+              <w:pStyle w:val="Compact"/>
+              <w:jc w:val="right"/>
+            </w:pPr>
+            <w:r>
+              <w:rPr>
+                <w:sz w:val="18"/>
+              </w:rPr>
+              <w:t xml:space="preserve">100.00</w:t>
+            </w:r>
+          </w:p>
+        </w:tc>
+        <w:tc>
+          <w:tcPr/>
+          <w:p>
+            <w:pPr>
+              <w:pStyle w:val="Compact"/>
+              <w:jc w:val="right"/>
+            </w:pPr>
+            <w:r>
+              <w:rPr>
+                <w:sz w:val="18"/>
+              </w:rPr>
+              <w:t xml:space="preserve">100.00</w:t>
+            </w:r>
+          </w:p>
+        </w:tc>
+        <w:tc>
+          <w:tcPr/>
+          <w:p>
+            <w:pPr>
+              <w:pStyle w:val="Compact"/>
+              <w:jc w:val="right"/>
+            </w:pPr>
+            <w:r>
+              <w:rPr>
+                <w:sz w:val="18"/>
+              </w:rPr>
+              <w:t xml:space="preserve">39,821.67</w:t>
+            </w:r>
+          </w:p>
+        </w:tc>
+      </w:tr>
+      <w:tr>
+        <w:tc>
+          <w:tcPr/>
+          <w:p>
+            <w:pPr>
+              <w:pStyle w:val="Compact"/>
+              <w:jc w:val="left"/>
+            </w:pPr>
+            <w:r>
+              <w:rPr>
+                <w:sz w:val="18"/>
+              </w:rPr>
+              <w:t xml:space="preserve">WP2 Earthworks and foundations</w:t>
+            </w:r>
+          </w:p>
+        </w:tc>
+        <w:tc>
+          <w:tcPr/>
+          <w:p>
+            <w:pPr>
+              <w:pStyle w:val="Compact"/>
+              <w:jc w:val="right"/>
+            </w:pPr>
+            <w:r>
+              <w:rPr>
+                <w:sz w:val="18"/>
+              </w:rPr>
+              <w:t xml:space="preserve">58,025.66</w:t>
+            </w:r>
+          </w:p>
+        </w:tc>
+        <w:tc>
+          <w:tcPr/>
+          <w:p>
+            <w:pPr>
+              <w:pStyle w:val="Compact"/>
+              <w:jc w:val="right"/>
+            </w:pPr>
+            <w:r>
+              <w:rPr>
+                <w:sz w:val="18"/>
+              </w:rPr>
+              <w:t xml:space="preserve">100.00</w:t>
+            </w:r>
+          </w:p>
+        </w:tc>
+        <w:tc>
+          <w:tcPr/>
+          <w:p>
+            <w:pPr>
+              <w:pStyle w:val="Compact"/>
+              <w:jc w:val="right"/>
+            </w:pPr>
+            <w:r>
+              <w:rPr>
+                <w:sz w:val="18"/>
+              </w:rPr>
+              <w:t xml:space="preserve">32.64</w:t>
+            </w:r>
+          </w:p>
+        </w:tc>
+        <w:tc>
+          <w:tcPr/>
+          <w:p>
+            <w:pPr>
+              <w:pStyle w:val="Compact"/>
+              <w:jc w:val="right"/>
+            </w:pPr>
+            <w:r>
+              <w:rPr>
+                <w:sz w:val="18"/>
+              </w:rPr>
+              <w:t xml:space="preserve">50,759.94</w:t>
+            </w:r>
+          </w:p>
+        </w:tc>
+        <w:tc>
+          <w:tcPr/>
+          <w:p>
+            <w:pPr>
+              <w:pStyle w:val="Compact"/>
+              <w:jc w:val="right"/>
+            </w:pPr>
+            <w:r>
+              <w:rPr>
+                <w:sz w:val="18"/>
+              </w:rPr>
+              <w:t xml:space="preserve">100.00</w:t>
+            </w:r>
+          </w:p>
+        </w:tc>
+        <w:tc>
+          <w:tcPr/>
+          <w:p>
+            <w:pPr>
+              <w:pStyle w:val="Compact"/>
+              <w:jc w:val="right"/>
+            </w:pPr>
+            <w:r>
+              <w:rPr>
+                <w:sz w:val="18"/>
+              </w:rPr>
+              <w:t xml:space="preserve">58.03</w:t>
+            </w:r>
+          </w:p>
+        </w:tc>
+        <w:tc>
+          <w:tcPr/>
+          <w:p>
+            <w:pPr>
+              <w:pStyle w:val="Compact"/>
+              <w:jc w:val="right"/>
+            </w:pPr>
+            <w:r>
+              <w:rPr>
+                <w:sz w:val="18"/>
+              </w:rPr>
+              <w:t xml:space="preserve">69,412.98</w:t>
+            </w:r>
+          </w:p>
+        </w:tc>
+      </w:tr>
+      <w:tr>
+        <w:tc>
+          <w:tcPr/>
+          <w:p>
+            <w:pPr>
+              <w:pStyle w:val="Compact"/>
+              <w:jc w:val="left"/>
+            </w:pPr>
+            <w:r>
+              <w:rPr>
+                <w:sz w:val="18"/>
+              </w:rPr>
+              <w:t xml:space="preserve">WP3 Kerbs, paving and concrete</w:t>
+            </w:r>
+          </w:p>
+        </w:tc>
+        <w:tc>
+          <w:tcPr/>
+          <w:p>
+            <w:pPr>
+              <w:pStyle w:val="Compact"/>
+              <w:jc w:val="right"/>
+            </w:pPr>
+            <w:r>
+              <w:rPr>
+                <w:sz w:val="18"/>
+              </w:rPr>
+              <w:t xml:space="preserve">78,356.70</w:t>
+            </w:r>
+          </w:p>
+        </w:tc>
+        <w:tc>
+          <w:tcPr/>
+          <w:p>
+            <w:pPr>
+              <w:pStyle w:val="Compact"/>
+              <w:jc w:val="right"/>
+            </w:pPr>
+            <w:r>
+              <w:rPr>
+                <w:sz w:val="18"/>
+              </w:rPr>
+              <w:t xml:space="preserve">5.75</w:t>
+            </w:r>
+          </w:p>
+        </w:tc>
+        <w:tc>
+          <w:tcPr/>
+          <w:p>
+            <w:pPr>
+              <w:pStyle w:val="Compact"/>
+              <w:jc w:val="right"/>
+            </w:pPr>
+            <w:r>
+              <w:rPr>
+                <w:sz w:val="18"/>
+              </w:rPr>
+              <w:t xml:space="preserve">12.40</w:t>
+            </w:r>
+          </w:p>
+        </w:tc>
+        <w:tc>
+          <w:tcPr/>
+          <w:p>
+            <w:pPr>
+              <w:pStyle w:val="Compact"/>
+              <w:jc w:val="right"/>
+            </w:pPr>
+            <w:r>
+              <w:rPr>
+                <w:sz w:val="18"/>
+              </w:rPr>
+              <w:t xml:space="preserve">10,271.32</w:t>
+            </w:r>
+          </w:p>
+        </w:tc>
+        <w:tc>
+          <w:tcPr/>
+          <w:p>
+            <w:pPr>
+              <w:pStyle w:val="Compact"/>
+              <w:jc w:val="right"/>
+            </w:pPr>
+            <w:r>
+              <w:rPr>
+                <w:sz w:val="18"/>
+              </w:rPr>
+              <w:t xml:space="preserve">100.00</w:t>
+            </w:r>
+          </w:p>
+        </w:tc>
+        <w:tc>
+          <w:tcPr/>
+          <w:p>
+            <w:pPr>
+              <w:pStyle w:val="Compact"/>
+              <w:jc w:val="right"/>
+            </w:pPr>
+            <w:r>
+              <w:rPr>
+                <w:sz w:val="18"/>
+              </w:rPr>
+              <w:t xml:space="preserve">22.27</w:t>
+            </w:r>
+          </w:p>
+        </w:tc>
+        <w:tc>
+          <w:tcPr/>
+          <w:p>
+            <w:pPr>
+              <w:pStyle w:val="Compact"/>
+              <w:jc w:val="right"/>
+            </w:pPr>
+            <w:r>
+              <w:rPr>
+                <w:sz w:val="18"/>
+              </w:rPr>
+              <w:t xml:space="preserve">40,197.69</w:t>
+            </w:r>
+          </w:p>
+        </w:tc>
+      </w:tr>
+      <w:tr>
+        <w:tc>
+          <w:tcPr/>
+          <w:p>
+            <w:pPr>
+              <w:pStyle w:val="Compact"/>
+              <w:jc w:val="left"/>
+            </w:pPr>
+            <w:r>
+              <w:rPr>
+                <w:sz w:val="18"/>
+              </w:rPr>
+              <w:t xml:space="preserve">WP4 Finishing (street furniture, signage)</w:t>
+            </w:r>
+          </w:p>
+        </w:tc>
+        <w:tc>
+          <w:tcPr/>
+          <w:p>
+            <w:pPr>
+              <w:pStyle w:val="Compact"/>
+              <w:jc w:val="right"/>
+            </w:pPr>
+            <w:r>
+              <w:rPr>
+                <w:sz w:val="18"/>
+              </w:rPr>
+              <w:t xml:space="preserve">28,803.68</w:t>
+            </w:r>
+          </w:p>
+        </w:tc>
+        <w:tc>
+          <w:tcPr/>
+          <w:p>
+            <w:pPr>
+              <w:pStyle w:val="Compact"/>
+              <w:jc w:val="right"/>
+            </w:pPr>
+            <w:r>
+              <w:rPr>
+                <w:sz w:val="18"/>
+              </w:rPr>
+              <w:t xml:space="preserve">0.00</w:t>
+            </w:r>
+          </w:p>
+        </w:tc>
+        <w:tc>
+          <w:tcPr/>
+          <w:p>
+            <w:pPr>
+              <w:pStyle w:val="Compact"/>
+              <w:jc w:val="right"/>
+            </w:pPr>
+            <w:r>
+              <w:rPr>
+                <w:sz w:val="18"/>
+              </w:rPr>
+              <w:t xml:space="preserve">19.74</w:t>
+            </w:r>
+          </w:p>
+        </w:tc>
+        <w:tc>
+          <w:tcPr/>
+          <w:p>
+            <w:pPr>
+              <w:pStyle w:val="Compact"/>
+              <w:jc w:val="right"/>
+            </w:pPr>
+            <w:r>
+              <w:rPr>
+                <w:sz w:val="18"/>
+              </w:rPr>
+              <w:t xml:space="preserve">6,201.39</w:t>
+            </w:r>
+          </w:p>
+        </w:tc>
+        <w:tc>
+          <w:tcPr/>
+          <w:p>
+            <w:pPr>
+              <w:pStyle w:val="Compact"/>
+              <w:jc w:val="right"/>
+            </w:pPr>
+            <w:r>
+              <w:rPr>
+                <w:sz w:val="18"/>
+              </w:rPr>
+              <w:t xml:space="preserve">100.00</w:t>
+            </w:r>
+          </w:p>
+        </w:tc>
+        <w:tc>
+          <w:tcPr/>
+          <w:p>
+            <w:pPr>
+              <w:pStyle w:val="Compact"/>
+              <w:jc w:val="right"/>
+            </w:pPr>
+            <w:r>
+              <w:rPr>
+                <w:sz w:val="18"/>
+              </w:rPr>
+              <w:t xml:space="preserve">39.49</w:t>
+            </w:r>
+          </w:p>
+        </w:tc>
+        <w:tc>
+          <w:tcPr/>
+          <w:p>
+            <w:pPr>
+              <w:pStyle w:val="Compact"/>
+              <w:jc w:val="right"/>
+            </w:pPr>
+            <w:r>
+              <w:rPr>
+                <w:sz w:val="18"/>
+              </w:rPr>
+              <w:t xml:space="preserve">7,162.11</w:t>
+            </w:r>
+          </w:p>
+        </w:tc>
+      </w:tr>
+      <w:tr>
+        <w:tc>
+          <w:tcPr/>
+          <w:p>
+            <w:pPr>
+              <w:pStyle w:val="Compact"/>
+              <w:jc w:val="left"/>
+            </w:pPr>
+            <w:r>
+              <w:rPr>
+                <w:bCs/>
+                <w:b/>
+                <w:sz w:val="18"/>
+              </w:rPr>
+              <w:t xml:space="preserve">Total (BAC)</w:t>
+            </w:r>
+          </w:p>
+        </w:tc>
+        <w:tc>
+          <w:tcPr/>
+          <w:p>
+            <w:pPr>
+              <w:pStyle w:val="Compact"/>
+              <w:jc w:val="right"/>
+            </w:pPr>
+            <w:r>
+              <w:rPr>
+                <w:bCs/>
+                <w:b/>
+                <w:sz w:val="18"/>
+              </w:rPr>
+              <w:t xml:space="preserve">214,417.71</w:t>
+            </w:r>
+          </w:p>
+        </w:tc>
+        <w:tc>
+          <w:tcPr/>
+          <w:p>
+            <w:pPr>
+              <w:pStyle w:val="Compact"/>
+            </w:pPr>
+          </w:p>
+        </w:tc>
+        <w:tc>
+          <w:tcPr/>
+          <w:p>
+            <w:pPr>
+              <w:pStyle w:val="Compact"/>
+            </w:pPr>
+          </w:p>
+        </w:tc>
+        <w:tc>
+          <w:tcPr/>
+          <w:p>
+            <w:pPr>
+              <w:pStyle w:val="Compact"/>
+            </w:pPr>
+          </w:p>
+        </w:tc>
+        <w:tc>
+          <w:tcPr/>
+          <w:p>
+            <w:pPr>
+              <w:pStyle w:val="Compact"/>
+            </w:pPr>
+          </w:p>
+        </w:tc>
+        <w:tc>
+          <w:tcPr/>
+          <w:p>
+            <w:pPr>
+              <w:pStyle w:val="Compact"/>
+            </w:pPr>
+          </w:p>
+        </w:tc>
+        <w:tc>
+          <w:tcPr/>
+          <w:p>
+            <w:pPr>
+              <w:pStyle w:val="Compact"/>
+            </w:pPr>
+          </w:p>
+        </w:tc>
+      </w:tr>
+    </w:tbl>
+    <w:p>
+      <w:pPr>
+        <w:pStyle w:val="BodyText"/>
+      </w:pPr>
+      <w:r>
+        <w:rPr>
+          <w:bCs/>
+          <w:b/>
+        </w:rPr>
+        <w:t xml:space="preserve">Manual working — 30-Nov-2013 (period 2)</w:t>
+      </w:r>
+    </w:p>
+    <w:p>
+      <w:pPr>
+        <w:numPr>
+          <w:ilvl w:val="0"/>
+          <w:numId w:val="1004"/>
+        </w:numPr>
+        <w:pStyle w:val="Compact"/>
+      </w:pPr>
+      <w:r>
+        <w:t xml:space="preserve">PV = 49,231.67 + 58,025.66 + 78,356.70×0.0575 + 0 = 49,231.67 + 58,025.66 + 4,505.51 =</w:t>
+      </w:r>
+      <w:r>
+        <w:t xml:space="preserve"> </w:t>
+      </w:r>
+      <w:r>
+        <w:rPr>
+          <w:bCs/>
+          <w:b/>
+        </w:rPr>
+        <w:t xml:space="preserve">€111,762.84</w:t>
+      </w:r>
+    </w:p>
+    <w:p>
+      <w:pPr>
+        <w:numPr>
+          <w:ilvl w:val="0"/>
+          <w:numId w:val="1004"/>
+        </w:numPr>
+        <w:pStyle w:val="Compact"/>
+      </w:pPr>
+      <w:r>
+        <w:t xml:space="preserve">EV = 49,231.67×0.9231 + 58,025.66×0.3264 + 78,356.70×0.1240 + 28,803.68×0.1974 = 45,445.75 + 18,939.58 + 9,716.23 + 5,685.85 =</w:t>
+      </w:r>
+      <w:r>
+        <w:t xml:space="preserve"> </w:t>
+      </w:r>
+      <w:r>
+        <w:rPr>
+          <w:bCs/>
+          <w:b/>
+        </w:rPr>
+        <w:t xml:space="preserve">€79,787.41</w:t>
+      </w:r>
+    </w:p>
+    <w:p>
+      <w:pPr>
+        <w:numPr>
+          <w:ilvl w:val="0"/>
+          <w:numId w:val="1004"/>
+        </w:numPr>
+        <w:pStyle w:val="Compact"/>
+      </w:pPr>
+      <w:r>
+        <w:t xml:space="preserve">AC = 38,459.62 + 50,759.94 + 10,271.32 + 6,201.39 =</w:t>
+      </w:r>
+      <w:r>
+        <w:t xml:space="preserve"> </w:t>
+      </w:r>
+      <w:r>
+        <w:rPr>
+          <w:bCs/>
+          <w:b/>
+        </w:rPr>
+        <w:t xml:space="preserve">€105,692.27</w:t>
+      </w:r>
+    </w:p>
+    <w:p>
+      <w:pPr>
+        <w:numPr>
+          <w:ilvl w:val="0"/>
+          <w:numId w:val="1004"/>
+        </w:numPr>
+        <w:pStyle w:val="Compact"/>
+      </w:pPr>
+      <w:r>
+        <w:t xml:space="preserve">CV = 79,787.41 − 105,692.27 =</w:t>
+      </w:r>
+      <w:r>
+        <w:t xml:space="preserve"> </w:t>
+      </w:r>
+      <w:r>
+        <w:rPr>
+          <w:bCs/>
+          <w:b/>
+        </w:rPr>
+        <w:t xml:space="preserve">−€25,904.86</w:t>
+      </w:r>
+      <w:r>
+        <w:t xml:space="preserve">; SV = 79,787.41 − 111,762.84 =</w:t>
+      </w:r>
+      <w:r>
+        <w:t xml:space="preserve"> </w:t>
+      </w:r>
+      <w:r>
+        <w:rPr>
+          <w:bCs/>
+          <w:b/>
+        </w:rPr>
+        <w:t xml:space="preserve">−€31,975.43</w:t>
+      </w:r>
+    </w:p>
+    <w:p>
+      <w:pPr>
+        <w:numPr>
+          <w:ilvl w:val="0"/>
+          <w:numId w:val="1004"/>
+        </w:numPr>
+        <w:pStyle w:val="Compact"/>
+      </w:pPr>
+      <w:r>
+        <w:t xml:space="preserve">CPI = 79,787.41 / 105,692.27 =</w:t>
+      </w:r>
+      <w:r>
+        <w:t xml:space="preserve"> </w:t>
+      </w:r>
+      <w:r>
+        <w:rPr>
+          <w:bCs/>
+          <w:b/>
+        </w:rPr>
+        <w:t xml:space="preserve">0.754903</w:t>
+      </w:r>
+      <w:r>
+        <w:t xml:space="preserve">; SPI = 79,787.41 / 111,762.84 =</w:t>
+      </w:r>
+      <w:r>
+        <w:t xml:space="preserve"> </w:t>
+      </w:r>
+      <w:r>
+        <w:rPr>
+          <w:bCs/>
+          <w:b/>
+        </w:rPr>
+        <w:t xml:space="preserve">0.713899</w:t>
+      </w:r>
+    </w:p>
+    <w:p>
+      <w:pPr>
+        <w:numPr>
+          <w:ilvl w:val="0"/>
+          <w:numId w:val="1004"/>
+        </w:numPr>
+        <w:pStyle w:val="Compact"/>
+      </w:pPr>
+      <w:r>
+        <w:t xml:space="preserve">EAC A = 214,417.71 / 0.754903 =</w:t>
+      </w:r>
+      <w:r>
+        <w:t xml:space="preserve"> </w:t>
+      </w:r>
+      <w:r>
+        <w:rPr>
+          <w:bCs/>
+          <w:b/>
+        </w:rPr>
+        <w:t xml:space="preserve">€284,033.47</w:t>
+      </w:r>
+      <w:r>
+        <w:t xml:space="preserve">; EAC B = 105,692.27 + 134,630.30 / (0.754903 × 0.713899) =</w:t>
+      </w:r>
+      <w:r>
+        <w:t xml:space="preserve"> </w:t>
+      </w:r>
+      <w:r>
+        <w:rPr>
+          <w:bCs/>
+          <w:b/>
+        </w:rPr>
+        <w:t xml:space="preserve">€355,505.12</w:t>
+      </w:r>
+      <w:r>
+        <w:t xml:space="preserve">; EAC C = 105,692.27 + 134,630.30 =</w:t>
+      </w:r>
+      <w:r>
+        <w:t xml:space="preserve"> </w:t>
+      </w:r>
+      <w:r>
+        <w:rPr>
+          <w:bCs/>
+          <w:b/>
+        </w:rPr>
+        <w:t xml:space="preserve">€240,322.57</w:t>
+      </w:r>
+    </w:p>
+    <w:p>
+      <w:pPr>
+        <w:numPr>
+          <w:ilvl w:val="0"/>
+          <w:numId w:val="1004"/>
+        </w:numPr>
+        <w:pStyle w:val="Compact"/>
+      </w:pPr>
+      <w:r>
+        <w:t xml:space="preserve">ETC A = 284,033.47 − 105,692.27 = €178,341.20; VAC A = −€69,615.76; forecast overrun A =</w:t>
+      </w:r>
+      <w:r>
+        <w:t xml:space="preserve"> </w:t>
+      </w:r>
+      <w:r>
+        <w:rPr>
+          <w:bCs/>
+          <w:b/>
+        </w:rPr>
+        <w:t xml:space="preserve">32.47 %</w:t>
+      </w:r>
+    </w:p>
+    <w:p>
+      <w:pPr>
+        <w:numPr>
+          <w:ilvl w:val="0"/>
+          <w:numId w:val="1004"/>
+        </w:numPr>
+        <w:pStyle w:val="Compact"/>
+      </w:pPr>
+      <w:r>
+        <w:t xml:space="preserve">TCPI to BAC = (214,417.71 − 79,787.41) / (214,417.71 − 105,692.27) = 134,630.30 / 108,725.44 =</w:t>
+      </w:r>
+      <w:r>
+        <w:t xml:space="preserve"> </w:t>
+      </w:r>
+      <w:r>
+        <w:rPr>
+          <w:bCs/>
+          <w:b/>
+        </w:rPr>
+        <w:t xml:space="preserve">1.238259</w:t>
+      </w:r>
+    </w:p>
+    <w:p>
+      <w:pPr>
+        <w:numPr>
+          <w:ilvl w:val="0"/>
+          <w:numId w:val="1004"/>
+        </w:numPr>
+        <w:pStyle w:val="Compact"/>
+      </w:pPr>
+      <w:r>
+        <w:t xml:space="preserve">Work-package view: WP4 has value earned before any was planned (PV = 0), so its SPI is</w:t>
+      </w:r>
+      <w:r>
+        <w:t xml:space="preserve"> </w:t>
+      </w:r>
+      <w:r>
+        <w:rPr>
+          <w:bCs/>
+          <w:b/>
+        </w:rPr>
+        <w:t xml:space="preserve">undefined</w:t>
+      </w:r>
+      <w:r>
+        <w:t xml:space="preserve"> </w:t>
+      </w:r>
+      <w:r>
+        <w:t xml:space="preserve">and its status is</w:t>
+      </w:r>
+      <w:r>
+        <w:t xml:space="preserve"> </w:t>
+      </w:r>
+      <w:r>
+        <w:rPr>
+          <w:iCs/>
+          <w:i/>
+        </w:rPr>
+        <w:t xml:space="preserve">Insufficient data</w:t>
+      </w:r>
+      <w:r>
+        <w:t xml:space="preserve">; WP2 CPI = 18,939.58 / 50,759.94 =</w:t>
+      </w:r>
+      <w:r>
+        <w:t xml:space="preserve"> </w:t>
+      </w:r>
+      <w:r>
+        <w:rPr>
+          <w:bCs/>
+          <w:b/>
+        </w:rPr>
+        <w:t xml:space="preserve">0.373</w:t>
+      </w:r>
+      <w:r>
+        <w:t xml:space="preserve"> </w:t>
+      </w:r>
+      <w:r>
+        <w:t xml:space="preserve">(Critical).</w:t>
+      </w:r>
+    </w:p>
+    <w:p>
+      <w:pPr>
+        <w:pStyle w:val="FirstParagraph"/>
+      </w:pPr>
+      <w:r>
+        <w:rPr>
+          <w:bCs/>
+          <w:b/>
+        </w:rPr>
+        <w:t xml:space="preserve">Manual working — 31-Dec-2013 (period 3, about half complete)</w:t>
+      </w:r>
+    </w:p>
+    <w:p>
+      <w:pPr>
+        <w:numPr>
+          <w:ilvl w:val="0"/>
+          <w:numId w:val="1005"/>
+        </w:numPr>
+        <w:pStyle w:val="Compact"/>
+      </w:pPr>
+      <w:r>
+        <w:t xml:space="preserve">PV = BAC =</w:t>
+      </w:r>
+      <w:r>
+        <w:t xml:space="preserve"> </w:t>
+      </w:r>
+      <w:r>
+        <w:rPr>
+          <w:bCs/>
+          <w:b/>
+        </w:rPr>
+        <w:t xml:space="preserve">€214,417.71</w:t>
+      </w:r>
+      <w:r>
+        <w:t xml:space="preserve"> </w:t>
+      </w:r>
+      <w:r>
+        <w:t xml:space="preserve">(the baseline finish, 20-Dec-2013, has passed)</w:t>
+      </w:r>
+    </w:p>
+    <w:p>
+      <w:pPr>
+        <w:numPr>
+          <w:ilvl w:val="0"/>
+          <w:numId w:val="1005"/>
+        </w:numPr>
+        <w:pStyle w:val="Compact"/>
+      </w:pPr>
+      <w:r>
+        <w:t xml:space="preserve">EV = 49,231.67 + 58,025.66×0.5803 + 78,356.70×0.2227 + 28,803.68×0.3949 = 49,231.67 + 33,672.29 + 17,450.04 + 11,374.57 =</w:t>
+      </w:r>
+      <w:r>
+        <w:t xml:space="preserve"> </w:t>
+      </w:r>
+      <w:r>
+        <w:rPr>
+          <w:bCs/>
+          <w:b/>
+        </w:rPr>
+        <w:t xml:space="preserve">€111,728.57</w:t>
+      </w:r>
+    </w:p>
+    <w:p>
+      <w:pPr>
+        <w:numPr>
+          <w:ilvl w:val="0"/>
+          <w:numId w:val="1005"/>
+        </w:numPr>
+        <w:pStyle w:val="Compact"/>
+      </w:pPr>
+      <w:r>
+        <w:t xml:space="preserve">AC = 39,821.67 + 69,412.98 + 40,197.69 + 7,162.11 =</w:t>
+      </w:r>
+      <w:r>
+        <w:t xml:space="preserve"> </w:t>
+      </w:r>
+      <w:r>
+        <w:rPr>
+          <w:bCs/>
+          <w:b/>
+        </w:rPr>
+        <w:t xml:space="preserve">€156,594.45</w:t>
+      </w:r>
+    </w:p>
+    <w:p>
+      <w:pPr>
+        <w:numPr>
+          <w:ilvl w:val="0"/>
+          <w:numId w:val="1005"/>
+        </w:numPr>
+        <w:pStyle w:val="Compact"/>
+      </w:pPr>
+      <w:r>
+        <w:t xml:space="preserve">CV =</w:t>
+      </w:r>
+      <w:r>
+        <w:t xml:space="preserve"> </w:t>
+      </w:r>
+      <w:r>
+        <w:rPr>
+          <w:bCs/>
+          <w:b/>
+        </w:rPr>
+        <w:t xml:space="preserve">−€44,865.88</w:t>
+      </w:r>
+      <w:r>
+        <w:t xml:space="preserve">; SV =</w:t>
+      </w:r>
+      <w:r>
+        <w:t xml:space="preserve"> </w:t>
+      </w:r>
+      <w:r>
+        <w:rPr>
+          <w:bCs/>
+          <w:b/>
+        </w:rPr>
+        <w:t xml:space="preserve">−€102,689.14</w:t>
+      </w:r>
+      <w:r>
+        <w:t xml:space="preserve">; CPI =</w:t>
+      </w:r>
+      <w:r>
+        <w:t xml:space="preserve"> </w:t>
+      </w:r>
+      <w:r>
+        <w:rPr>
+          <w:bCs/>
+          <w:b/>
+        </w:rPr>
+        <w:t xml:space="preserve">0.713490</w:t>
+      </w:r>
+      <w:r>
+        <w:t xml:space="preserve">; SPI =</w:t>
+      </w:r>
+      <w:r>
+        <w:t xml:space="preserve"> </w:t>
+      </w:r>
+      <w:r>
+        <w:rPr>
+          <w:bCs/>
+          <w:b/>
+        </w:rPr>
+        <w:t xml:space="preserve">0.521079</w:t>
+      </w:r>
+      <w:r>
+        <w:t xml:space="preserve">; % complete = 52.11 %</w:t>
+      </w:r>
+    </w:p>
+    <w:p>
+      <w:pPr>
+        <w:numPr>
+          <w:ilvl w:val="0"/>
+          <w:numId w:val="1005"/>
+        </w:numPr>
+        <w:pStyle w:val="Compact"/>
+      </w:pPr>
+      <w:r>
+        <w:t xml:space="preserve">EAC A =</w:t>
+      </w:r>
+      <w:r>
+        <w:t xml:space="preserve"> </w:t>
+      </w:r>
+      <w:r>
+        <w:rPr>
+          <w:bCs/>
+          <w:b/>
+        </w:rPr>
+        <w:t xml:space="preserve">€300,519.58</w:t>
+      </w:r>
+      <w:r>
+        <w:t xml:space="preserve">; EAC B =</w:t>
+      </w:r>
+      <w:r>
+        <w:t xml:space="preserve"> </w:t>
+      </w:r>
+      <w:r>
+        <w:rPr>
+          <w:bCs/>
+          <w:b/>
+        </w:rPr>
+        <w:t xml:space="preserve">€432,800.41</w:t>
+      </w:r>
+      <w:r>
+        <w:t xml:space="preserve">; EAC C =</w:t>
+      </w:r>
+      <w:r>
+        <w:t xml:space="preserve"> </w:t>
+      </w:r>
+      <w:r>
+        <w:rPr>
+          <w:bCs/>
+          <w:b/>
+        </w:rPr>
+        <w:t xml:space="preserve">€259,283.59</w:t>
+      </w:r>
+      <w:r>
+        <w:t xml:space="preserve">; TCPI to BAC = 102,689.14 / 57,823.26 =</w:t>
+      </w:r>
+      <w:r>
+        <w:t xml:space="preserve"> </w:t>
+      </w:r>
+      <w:r>
+        <w:rPr>
+          <w:bCs/>
+          <w:b/>
+        </w:rPr>
+        <w:t xml:space="preserve">1.775914</w:t>
+      </w:r>
+    </w:p>
+    <w:p>
+      <w:pPr>
+        <w:numPr>
+          <w:ilvl w:val="0"/>
+          <w:numId w:val="1005"/>
+        </w:numPr>
+        <w:pStyle w:val="Compact"/>
+      </w:pPr>
+      <w:r>
+        <w:t xml:space="preserve">Identity checks: TCPI to EAC A = CPI = 0.713490 ✓; TCPI to EAC C = 1 ✓.</w:t>
+      </w:r>
+    </w:p>
+    <w:p>
+      <w:pPr>
+        <w:pStyle w:val="FirstParagraph"/>
+      </w:pPr>
+      <w:r>
+        <w:rPr>
+          <w:bCs/>
+          <w:b/>
+        </w:rPr>
+        <w:t xml:space="preserve">Comparison.</w:t>
+      </w:r>
+      <w:r>
+        <w:t xml:space="preserve"> </w:t>
+      </w:r>
+      <w:r>
+        <w:rPr>
+          <w:rStyle w:val="VerbatimChar"/>
+        </w:rPr>
+        <w:t xml:space="preserve">benchmark/compare_manual_check_case.py</w:t>
+      </w:r>
+      <w:r>
+        <w:t xml:space="preserve"> </w:t>
+      </w:r>
+      <w:r>
+        <w:t xml:space="preserve">compares the hand-calculation workbook (</w:t>
+      </w:r>
+      <w:r>
+        <w:rPr>
+          <w:rStyle w:val="VerbatimChar"/>
+        </w:rPr>
+        <w:t xml:space="preserve">data/manual_check/IJzertoren_manual_check_workbook.xlsx</w:t>
+      </w:r>
+      <w:r>
+        <w:t xml:space="preserve">, Excel formulas only, 502 formulas, 0 errors) with the dashboard for</w:t>
+      </w:r>
+      <w:r>
+        <w:t xml:space="preserve"> </w:t>
+      </w:r>
+      <w:r>
+        <w:rPr>
+          <w:bCs/>
+          <w:b/>
+        </w:rPr>
+        <w:t xml:space="preserve">all five reports</w:t>
+      </w:r>
+      <w:r>
+        <w:t xml:space="preserve">:</w:t>
+      </w:r>
+      <w:r>
+        <w:t xml:space="preserve"> </w:t>
+      </w:r>
+      <w:r>
+        <w:rPr>
+          <w:bCs/>
+          <w:b/>
+        </w:rPr>
+        <w:t xml:space="preserve">90 values compared, 90 PASS, 0 FAIL</w:t>
+      </w:r>
+      <w:r>
+        <w:t xml:space="preserve"> </w:t>
+      </w:r>
+      <w:r>
+        <w:t xml:space="preserve">(money ±€0.01, indices ±10⁻⁹; full table in</w:t>
+      </w:r>
+      <w:r>
+        <w:t xml:space="preserve"> </w:t>
+      </w:r>
+      <w:r>
+        <w:rPr>
+          <w:rStyle w:val="VerbatimChar"/>
+        </w:rPr>
+        <w:t xml:space="preserve">reports/manual_check_comparison.md</w:t>
+      </w:r>
+      <w:r>
+        <w:t xml:space="preserve">). The automated test also compares every work package’s PV, EV, AC, CV, SV, CPI, SPI and status at every date. On screen, the dashboard shows CPI 0.755 / SPI 0.714 / EAC (A) €284,033 for 30-Nov (interface test</w:t>
+      </w:r>
+      <w:r>
+        <w:t xml:space="preserve"> </w:t>
+      </w:r>
+      <w:r>
+        <w:rPr>
+          <w:rStyle w:val="VerbatimChar"/>
+        </w:rPr>
+        <w:t xml:space="preserve">test_manual_check_case_at_the_two_benchmark_dates</w:t>
+      </w:r>
+      <w:r>
+        <w:t xml:space="preserve">) and CPI 0.713 / SPI 0.521 / EAC (A) €300,520 for 31-Dec (interface test and browser screenshot</w:t>
+      </w:r>
+      <w:r>
+        <w:t xml:space="preserve"> </w:t>
+      </w:r>
+      <w:r>
+        <w:rPr>
+          <w:rStyle w:val="VerbatimChar"/>
+        </w:rPr>
+        <w:t xml:space="preserve">reports/screenshots/m_overview.png</w:t>
+      </w:r>
+      <w:r>
+        <w:t xml:space="preserve">), matching the working above.</w:t>
+      </w:r>
+    </w:p>
+    <w:p>
+      <w:pPr>
+        <w:pStyle w:val="BodyText"/>
+      </w:pPr>
+      <w:r>
+        <w:rPr>
+          <w:bCs/>
+          <w:b/>
+        </w:rPr>
+        <w:t xml:space="preserve">Forecast check (only possible with real data).</w:t>
+      </w:r>
+      <w:r>
+        <w:t xml:space="preserve"> </w:t>
+      </w:r>
+      <w:r>
+        <w:t xml:space="preserve">Each forecast compared with the real final cost of €224,789.67:</w:t>
+      </w:r>
+    </w:p>
+    <w:tbl>
+      <w:tblPr>
+        <w:tblW w:type="pct" w:w="5000"/>
+        <w:tblLook w:firstRow="1" w:lastRow="0" w:firstColumn="0" w:lastColumn="0" w:noHBand="0" w:noVBand="0" w:val="0020"/>
+        <w:jc w:val="start"/>
+      </w:tblPr>
+      <w:tblGrid>
+        <w:gridCol w:w="766"/>
+        <w:gridCol w:w="1021"/>
+        <w:gridCol w:w="1021"/>
+        <w:gridCol w:w="1021"/>
+        <w:gridCol w:w="1021"/>
+        <w:gridCol w:w="1021"/>
+        <w:gridCol w:w="1021"/>
+        <w:gridCol w:w="1021"/>
+      </w:tblGrid>
+      <w:tr>
+        <w:trPr>
+          <w:tblHeader w:val="true"/>
+        </w:trPr>
+        <w:tc>
+          <w:tcPr/>
+          <w:p>
+            <w:pPr>
+              <w:pStyle w:val="Compact"/>
+              <w:jc w:val="left"/>
+            </w:pPr>
+            <w:r>
+              <w:rPr>
+                <w:sz w:val="18"/>
+              </w:rPr>
+              <w:t xml:space="preserve">Report</w:t>
+            </w:r>
+          </w:p>
+        </w:tc>
+        <w:tc>
+          <w:tcPr/>
+          <w:p>
+            <w:pPr>
+              <w:pStyle w:val="Compact"/>
+              <w:jc w:val="right"/>
+            </w:pPr>
+            <w:r>
+              <w:rPr>
+                <w:sz w:val="18"/>
+              </w:rPr>
+              <w:t xml:space="preserve">% complete</w:t>
+            </w:r>
+          </w:p>
+        </w:tc>
+        <w:tc>
+          <w:tcPr/>
+          <w:p>
+            <w:pPr>
+              <w:pStyle w:val="Compact"/>
+              <w:jc w:val="right"/>
+            </w:pPr>
+            <w:r>
+              <w:rPr>
+                <w:sz w:val="18"/>
+              </w:rPr>
+              <w:t xml:space="preserve">EAC A</w:t>
+            </w:r>
+          </w:p>
+        </w:tc>
+        <w:tc>
+          <w:tcPr/>
+          <w:p>
+            <w:pPr>
+              <w:pStyle w:val="Compact"/>
+              <w:jc w:val="right"/>
+            </w:pPr>
+            <w:r>
+              <w:rPr>
+                <w:sz w:val="18"/>
+              </w:rPr>
+              <w:t xml:space="preserve">EAC B</w:t>
+            </w:r>
+          </w:p>
+        </w:tc>
+        <w:tc>
+          <w:tcPr/>
+          <w:p>
+            <w:pPr>
+              <w:pStyle w:val="Compact"/>
+              <w:jc w:val="right"/>
+            </w:pPr>
+            <w:r>
+              <w:rPr>
+                <w:sz w:val="18"/>
+              </w:rPr>
+              <w:t xml:space="preserve">EAC C</w:t>
+            </w:r>
+          </w:p>
+        </w:tc>
+        <w:tc>
+          <w:tcPr/>
+          <w:p>
+            <w:pPr>
+              <w:pStyle w:val="Compact"/>
+              <w:jc w:val="right"/>
+            </w:pPr>
+            <w:r>
+              <w:rPr>
+                <w:sz w:val="18"/>
+              </w:rPr>
+              <w:t xml:space="preserve">Error A</w:t>
+            </w:r>
+          </w:p>
+        </w:tc>
+        <w:tc>
+          <w:tcPr/>
+          <w:p>
+            <w:pPr>
+              <w:pStyle w:val="Compact"/>
+              <w:jc w:val="right"/>
+            </w:pPr>
+            <w:r>
+              <w:rPr>
+                <w:sz w:val="18"/>
+              </w:rPr>
+              <w:t xml:space="preserve">Error B</w:t>
+            </w:r>
+          </w:p>
+        </w:tc>
+        <w:tc>
+          <w:tcPr/>
+          <w:p>
+            <w:pPr>
+              <w:pStyle w:val="Compact"/>
+              <w:jc w:val="right"/>
+            </w:pPr>
+            <w:r>
+              <w:rPr>
+                <w:sz w:val="18"/>
+              </w:rPr>
+              <w:t xml:space="preserve">Error C</w:t>
+            </w:r>
+          </w:p>
+        </w:tc>
+      </w:tr>
+      <w:tr>
+        <w:tc>
+          <w:tcPr/>
+          <w:p>
+            <w:pPr>
+              <w:pStyle w:val="Compact"/>
+              <w:jc w:val="left"/>
+            </w:pPr>
+            <w:r>
+              <w:rPr>
+                <w:sz w:val="18"/>
+              </w:rPr>
+              <w:t xml:space="preserve">31-Oct-2013</w:t>
+            </w:r>
+          </w:p>
+        </w:tc>
+        <w:tc>
+          <w:tcPr/>
+          <w:p>
+            <w:pPr>
+              <w:pStyle w:val="Compact"/>
+              <w:jc w:val="right"/>
+            </w:pPr>
+            <w:r>
+              <w:rPr>
+                <w:sz w:val="18"/>
+              </w:rPr>
+              <w:t xml:space="preserve">15.5 %</w:t>
+            </w:r>
+          </w:p>
+        </w:tc>
+        <w:tc>
+          <w:tcPr/>
+          <w:p>
+            <w:pPr>
+              <w:pStyle w:val="Compact"/>
+              <w:jc w:val="right"/>
+            </w:pPr>
+            <w:r>
+              <w:rPr>
+                <w:sz w:val="18"/>
+              </w:rPr>
+              <w:t xml:space="preserve">188,834</w:t>
+            </w:r>
+          </w:p>
+        </w:tc>
+        <w:tc>
+          <w:tcPr/>
+          <w:p>
+            <w:pPr>
+              <w:pStyle w:val="Compact"/>
+              <w:jc w:val="right"/>
+            </w:pPr>
+            <w:r>
+              <w:rPr>
+                <w:sz w:val="18"/>
+              </w:rPr>
+              <w:t xml:space="preserve">322,625</w:t>
+            </w:r>
+          </w:p>
+        </w:tc>
+        <w:tc>
+          <w:tcPr/>
+          <w:p>
+            <w:pPr>
+              <w:pStyle w:val="Compact"/>
+              <w:jc w:val="right"/>
+            </w:pPr>
+            <w:r>
+              <w:rPr>
+                <w:sz w:val="18"/>
+              </w:rPr>
+              <w:t xml:space="preserve">210,445</w:t>
+            </w:r>
+          </w:p>
+        </w:tc>
+        <w:tc>
+          <w:tcPr/>
+          <w:p>
+            <w:pPr>
+              <w:pStyle w:val="Compact"/>
+              <w:jc w:val="right"/>
+            </w:pPr>
+            <w:r>
+              <w:rPr>
+                <w:sz w:val="18"/>
+              </w:rPr>
+              <w:t xml:space="preserve">−16.0 %</w:t>
+            </w:r>
+          </w:p>
+        </w:tc>
+        <w:tc>
+          <w:tcPr/>
+          <w:p>
+            <w:pPr>
+              <w:pStyle w:val="Compact"/>
+              <w:jc w:val="right"/>
+            </w:pPr>
+            <w:r>
+              <w:rPr>
+                <w:sz w:val="18"/>
+              </w:rPr>
+              <w:t xml:space="preserve">+43.5 %</w:t>
+            </w:r>
+          </w:p>
+        </w:tc>
+        <w:tc>
+          <w:tcPr/>
+          <w:p>
+            <w:pPr>
+              <w:pStyle w:val="Compact"/>
+              <w:jc w:val="right"/>
+            </w:pPr>
+            <w:r>
+              <w:rPr>
+                <w:sz w:val="18"/>
+              </w:rPr>
+              <w:t xml:space="preserve">−6.4 %</w:t>
+            </w:r>
+          </w:p>
+        </w:tc>
+      </w:tr>
+      <w:tr>
+        <w:tc>
+          <w:tcPr/>
+          <w:p>
+            <w:pPr>
+              <w:pStyle w:val="Compact"/>
+              <w:jc w:val="left"/>
+            </w:pPr>
+            <w:r>
+              <w:rPr>
+                <w:sz w:val="18"/>
+              </w:rPr>
+              <w:t xml:space="preserve">30-Nov-2013</w:t>
+            </w:r>
+          </w:p>
+        </w:tc>
+        <w:tc>
+          <w:tcPr/>
+          <w:p>
+            <w:pPr>
+              <w:pStyle w:val="Compact"/>
+              <w:jc w:val="right"/>
+            </w:pPr>
+            <w:r>
+              <w:rPr>
+                <w:sz w:val="18"/>
+              </w:rPr>
+              <w:t xml:space="preserve">37.2 %</w:t>
+            </w:r>
+          </w:p>
+        </w:tc>
+        <w:tc>
+          <w:tcPr/>
+          <w:p>
+            <w:pPr>
+              <w:pStyle w:val="Compact"/>
+              <w:jc w:val="right"/>
+            </w:pPr>
+            <w:r>
+              <w:rPr>
+                <w:sz w:val="18"/>
+              </w:rPr>
+              <w:t xml:space="preserve">284,033</w:t>
+            </w:r>
+          </w:p>
+        </w:tc>
+        <w:tc>
+          <w:tcPr/>
+          <w:p>
+            <w:pPr>
+              <w:pStyle w:val="Compact"/>
+              <w:jc w:val="right"/>
+            </w:pPr>
+            <w:r>
+              <w:rPr>
+                <w:sz w:val="18"/>
+              </w:rPr>
+              <w:t xml:space="preserve">355,505</w:t>
+            </w:r>
+          </w:p>
+        </w:tc>
+        <w:tc>
+          <w:tcPr/>
+          <w:p>
+            <w:pPr>
+              <w:pStyle w:val="Compact"/>
+              <w:jc w:val="right"/>
+            </w:pPr>
+            <w:r>
+              <w:rPr>
+                <w:sz w:val="18"/>
+              </w:rPr>
+              <w:t xml:space="preserve">240,323</w:t>
+            </w:r>
+          </w:p>
+        </w:tc>
+        <w:tc>
+          <w:tcPr/>
+          <w:p>
+            <w:pPr>
+              <w:pStyle w:val="Compact"/>
+              <w:jc w:val="right"/>
+            </w:pPr>
+            <w:r>
+              <w:rPr>
+                <w:sz w:val="18"/>
+              </w:rPr>
+              <w:t xml:space="preserve">+26.4 %</w:t>
+            </w:r>
+          </w:p>
+        </w:tc>
+        <w:tc>
+          <w:tcPr/>
+          <w:p>
+            <w:pPr>
+              <w:pStyle w:val="Compact"/>
+              <w:jc w:val="right"/>
+            </w:pPr>
+            <w:r>
+              <w:rPr>
+                <w:sz w:val="18"/>
+              </w:rPr>
+              <w:t xml:space="preserve">+58.2 %</w:t>
+            </w:r>
+          </w:p>
+        </w:tc>
+        <w:tc>
+          <w:tcPr/>
+          <w:p>
+            <w:pPr>
+              <w:pStyle w:val="Compact"/>
+              <w:jc w:val="right"/>
+            </w:pPr>
+            <w:r>
+              <w:rPr>
+                <w:sz w:val="18"/>
+              </w:rPr>
+              <w:t xml:space="preserve">+6.9 %</w:t>
+            </w:r>
+          </w:p>
+        </w:tc>
+      </w:tr>
+      <w:tr>
+        <w:tc>
+          <w:tcPr/>
+          <w:p>
+            <w:pPr>
+              <w:pStyle w:val="Compact"/>
+              <w:jc w:val="left"/>
+            </w:pPr>
+            <w:r>
+              <w:rPr>
+                <w:sz w:val="18"/>
+              </w:rPr>
+              <w:t xml:space="preserve">31-Dec-2013</w:t>
+            </w:r>
+          </w:p>
+        </w:tc>
+        <w:tc>
+          <w:tcPr/>
+          <w:p>
+            <w:pPr>
+              <w:pStyle w:val="Compact"/>
+              <w:jc w:val="right"/>
+            </w:pPr>
+            <w:r>
+              <w:rPr>
+                <w:sz w:val="18"/>
+              </w:rPr>
+              <w:t xml:space="preserve">52.1 %</w:t>
+            </w:r>
+          </w:p>
+        </w:tc>
+        <w:tc>
+          <w:tcPr/>
+          <w:p>
+            <w:pPr>
+              <w:pStyle w:val="Compact"/>
+              <w:jc w:val="right"/>
+            </w:pPr>
+            <w:r>
+              <w:rPr>
+                <w:sz w:val="18"/>
+              </w:rPr>
+              <w:t xml:space="preserve">300,520</w:t>
+            </w:r>
+          </w:p>
+        </w:tc>
+        <w:tc>
+          <w:tcPr/>
+          <w:p>
+            <w:pPr>
+              <w:pStyle w:val="Compact"/>
+              <w:jc w:val="right"/>
+            </w:pPr>
+            <w:r>
+              <w:rPr>
+                <w:sz w:val="18"/>
+              </w:rPr>
+              <w:t xml:space="preserve">432,800</w:t>
+            </w:r>
+          </w:p>
+        </w:tc>
+        <w:tc>
+          <w:tcPr/>
+          <w:p>
+            <w:pPr>
+              <w:pStyle w:val="Compact"/>
+              <w:jc w:val="right"/>
+            </w:pPr>
+            <w:r>
+              <w:rPr>
+                <w:sz w:val="18"/>
+              </w:rPr>
+              <w:t xml:space="preserve">259,284</w:t>
+            </w:r>
+          </w:p>
+        </w:tc>
+        <w:tc>
+          <w:tcPr/>
+          <w:p>
+            <w:pPr>
+              <w:pStyle w:val="Compact"/>
+              <w:jc w:val="right"/>
+            </w:pPr>
+            <w:r>
+              <w:rPr>
+                <w:sz w:val="18"/>
+              </w:rPr>
+              <w:t xml:space="preserve">+33.7 %</w:t>
+            </w:r>
+          </w:p>
+        </w:tc>
+        <w:tc>
+          <w:tcPr/>
+          <w:p>
+            <w:pPr>
+              <w:pStyle w:val="Compact"/>
+              <w:jc w:val="right"/>
+            </w:pPr>
+            <w:r>
+              <w:rPr>
+                <w:sz w:val="18"/>
+              </w:rPr>
+              <w:t xml:space="preserve">+92.5 %</w:t>
+            </w:r>
+          </w:p>
+        </w:tc>
+        <w:tc>
+          <w:tcPr/>
+          <w:p>
+            <w:pPr>
+              <w:pStyle w:val="Compact"/>
+              <w:jc w:val="right"/>
+            </w:pPr>
+            <w:r>
+              <w:rPr>
+                <w:sz w:val="18"/>
+              </w:rPr>
+              <w:t xml:space="preserve">+15.3 %</w:t>
+            </w:r>
+          </w:p>
+        </w:tc>
+      </w:tr>
+      <w:tr>
+        <w:tc>
+          <w:tcPr/>
+          <w:p>
+            <w:pPr>
+              <w:pStyle w:val="Compact"/>
+              <w:jc w:val="left"/>
+            </w:pPr>
+            <w:r>
+              <w:rPr>
+                <w:sz w:val="18"/>
+              </w:rPr>
+              <w:t xml:space="preserve">31-Jan-2014</w:t>
+            </w:r>
+          </w:p>
+        </w:tc>
+        <w:tc>
+          <w:tcPr/>
+          <w:p>
+            <w:pPr>
+              <w:pStyle w:val="Compact"/>
+              <w:jc w:val="right"/>
+            </w:pPr>
+            <w:r>
+              <w:rPr>
+                <w:sz w:val="18"/>
+              </w:rPr>
+              <w:t xml:space="preserve">88.9 %</w:t>
+            </w:r>
+          </w:p>
+        </w:tc>
+        <w:tc>
+          <w:tcPr/>
+          <w:p>
+            <w:pPr>
+              <w:pStyle w:val="Compact"/>
+              <w:jc w:val="right"/>
+            </w:pPr>
+            <w:r>
+              <w:rPr>
+                <w:sz w:val="18"/>
+              </w:rPr>
+              <w:t xml:space="preserve">219,115</w:t>
+            </w:r>
+          </w:p>
+        </w:tc>
+        <w:tc>
+          <w:tcPr/>
+          <w:p>
+            <w:pPr>
+              <w:pStyle w:val="Compact"/>
+              <w:jc w:val="right"/>
+            </w:pPr>
+            <w:r>
+              <w:rPr>
+                <w:sz w:val="18"/>
+              </w:rPr>
+              <w:t xml:space="preserve">222,161</w:t>
+            </w:r>
+          </w:p>
+        </w:tc>
+        <w:tc>
+          <w:tcPr/>
+          <w:p>
+            <w:pPr>
+              <w:pStyle w:val="Compact"/>
+              <w:jc w:val="right"/>
+            </w:pPr>
+            <w:r>
+              <w:rPr>
+                <w:sz w:val="18"/>
+              </w:rPr>
+              <w:t xml:space="preserve">218,593</w:t>
+            </w:r>
+          </w:p>
+        </w:tc>
+        <w:tc>
+          <w:tcPr/>
+          <w:p>
+            <w:pPr>
+              <w:pStyle w:val="Compact"/>
+              <w:jc w:val="right"/>
+            </w:pPr>
+            <w:r>
+              <w:rPr>
+                <w:sz w:val="18"/>
+              </w:rPr>
+              <w:t xml:space="preserve">−2.5 %</w:t>
+            </w:r>
+          </w:p>
+        </w:tc>
+        <w:tc>
+          <w:tcPr/>
+          <w:p>
+            <w:pPr>
+              <w:pStyle w:val="Compact"/>
+              <w:jc w:val="right"/>
+            </w:pPr>
+            <w:r>
+              <w:rPr>
+                <w:sz w:val="18"/>
+              </w:rPr>
+              <w:t xml:space="preserve">−1.2 %</w:t>
+            </w:r>
+          </w:p>
+        </w:tc>
+        <w:tc>
+          <w:tcPr/>
+          <w:p>
+            <w:pPr>
+              <w:pStyle w:val="Compact"/>
+              <w:jc w:val="right"/>
+            </w:pPr>
+            <w:r>
+              <w:rPr>
+                <w:sz w:val="18"/>
+              </w:rPr>
+              <w:t xml:space="preserve">−2.8 %</w:t>
+            </w:r>
+          </w:p>
+        </w:tc>
+      </w:tr>
+    </w:tbl>
+    <w:p>
+      <w:pPr>
+        <w:pStyle w:val="BodyText"/>
+      </w:pPr>
+      <w:r>
+        <w:rPr>
+          <w:bCs/>
+          <w:b/>
+        </w:rPr>
+        <w:t xml:space="preserve">What this shows.</w:t>
+      </w:r>
+      <w:r>
+        <w:t xml:space="preserve"> </w:t>
+      </w:r>
+      <w:r>
+        <w:t xml:space="preserve">The formulas are correct (Part A and Part B), yet the forecasts are poor until late in this project, because most of the overspend happened early and the project then recovered (CPI rose from 0.71 to 0.98). Method B, which assumes schedule pressure costs extra, was the most pessimistic. This supports the dashboard’s design choice to show all methods side by side, to label every EAC as an assumption-based forecast, and not to present any one method as</w:t>
+      </w:r>
+      <w:r>
+        <w:t xml:space="preserve"> </w:t>
+      </w:r>
+      <w:r>
+        <w:t xml:space="preserve">“</w:t>
+      </w:r>
+      <w:r>
+        <w:t xml:space="preserve">the</w:t>
+      </w:r>
+      <w:r>
+        <w:t xml:space="preserve">”</w:t>
+      </w:r>
+      <w:r>
+        <w:t xml:space="preserve"> </w:t>
+      </w:r>
+      <w:r>
+        <w:t xml:space="preserve">answer. A second real project, the apartment building C2014-05 cut at 50 % complete (</w:t>
+      </w:r>
+      <w:r>
+        <w:rPr>
+          <w:rStyle w:val="VerbatimChar"/>
+        </w:rPr>
+        <w:t xml:space="preserve">data/real/forecast_test/</w:t>
+      </w:r>
+      <w:r>
+        <w:t xml:space="preserve">; the 50 % report is interpolated between two real reports and labelled as such), shows the same ordering: the dashboard reproduces the answer key exactly, and the forecast errors are A +7.0 %, B +32.5 %, C −1.5 % (</w:t>
+      </w:r>
+      <w:r>
+        <w:rPr>
+          <w:rStyle w:val="VerbatimChar"/>
+        </w:rPr>
+        <w:t xml:space="preserve">tests/test_forecast_at_50pct.py</w:t>
+      </w:r>
+      <w:r>
+        <w:t xml:space="preserve">).</w:t>
+      </w:r>
+    </w:p>
+    <w:bookmarkEnd w:id="26"/>
+    <w:bookmarkStart w:id="27" w:name="discrepancies-and-defects-found"/>
     <w:p>
       <w:pPr>
         <w:pStyle w:val="Heading1"/>
@@ -9258,9 +11445,1193 @@
           </w:p>
         </w:tc>
       </w:tr>
+      <w:tr>
+        <w:tc>
+          <w:tcPr/>
+          <w:p>
+            <w:pPr>
+              <w:pStyle w:val="Compact"/>
+              <w:jc w:val="left"/>
+            </w:pPr>
+            <w:r>
+              <w:rPr>
+                <w:sz w:val="18"/>
+              </w:rPr>
+              <w:t xml:space="preserve">D7</w:t>
+            </w:r>
+          </w:p>
+        </w:tc>
+        <w:tc>
+          <w:tcPr/>
+          <w:p>
+            <w:pPr>
+              <w:pStyle w:val="Compact"/>
+              <w:jc w:val="left"/>
+            </w:pPr>
+            <w:r>
+              <w:rPr>
+                <w:sz w:val="18"/>
+              </w:rPr>
+              <w:t xml:space="preserve">Team’s own site sheet (</w:t>
+            </w:r>
+            <w:r>
+              <w:rPr>
+                <w:rStyle w:val="VerbatimChar"/>
+                <w:sz w:val="18"/>
+              </w:rPr>
+              <w:t xml:space="preserve">tests/fixtures/site_status_sheet.xlsx</w:t>
+            </w:r>
+            <w:r>
+              <w:rPr>
+                <w:sz w:val="18"/>
+              </w:rPr>
+              <w:t xml:space="preserve">)</w:t>
+            </w:r>
+          </w:p>
+        </w:tc>
+        <w:tc>
+          <w:tcPr/>
+          <w:p>
+            <w:pPr>
+              <w:pStyle w:val="Compact"/>
+              <w:jc w:val="left"/>
+            </w:pPr>
+            <w:r>
+              <w:rPr>
+                <w:sz w:val="18"/>
+              </w:rPr>
+              <w:t xml:space="preserve">Upload unusable: header on row 4 read as data, status date above the table ignored, 0.75 read as 0.75 %,</w:t>
+            </w:r>
+            <w:r>
+              <w:rPr>
+                <w:sz w:val="18"/>
+              </w:rPr>
+              <w:t xml:space="preserve"> </w:t>
+            </w:r>
+            <w:r>
+              <w:rPr>
+                <w:sz w:val="18"/>
+              </w:rPr>
+              <w:t xml:space="preserve">“</w:t>
+            </w:r>
+            <w:r>
+              <w:rPr>
+                <w:sz w:val="18"/>
+              </w:rPr>
+              <w:t xml:space="preserve">Project totals</w:t>
+            </w:r>
+            <w:r>
+              <w:rPr>
+                <w:sz w:val="18"/>
+              </w:rPr>
+              <w:t xml:space="preserve">”</w:t>
+            </w:r>
+            <w:r>
+              <w:rPr>
+                <w:sz w:val="18"/>
+              </w:rPr>
+              <w:t xml:space="preserve"> </w:t>
+            </w:r>
+            <w:r>
+              <w:rPr>
+                <w:sz w:val="18"/>
+              </w:rPr>
+              <w:t xml:space="preserve">row read as an activity</w:t>
+            </w:r>
+          </w:p>
+        </w:tc>
+        <w:tc>
+          <w:tcPr/>
+          <w:p>
+            <w:pPr>
+              <w:pStyle w:val="Compact"/>
+              <w:jc w:val="left"/>
+            </w:pPr>
+            <w:r>
+              <w:rPr>
+                <w:sz w:val="18"/>
+              </w:rPr>
+              <w:t xml:space="preserve">Reader assumed a template-shaped file</w:t>
+            </w:r>
+          </w:p>
+        </w:tc>
+        <w:tc>
+          <w:tcPr/>
+          <w:p>
+            <w:pPr>
+              <w:pStyle w:val="Compact"/>
+              <w:jc w:val="left"/>
+            </w:pPr>
+            <w:r>
+              <w:rPr>
+                <w:sz w:val="18"/>
+              </w:rPr>
+              <w:t xml:space="preserve">Smart reader (</w:t>
+            </w:r>
+            <w:r>
+              <w:rPr>
+                <w:rStyle w:val="VerbatimChar"/>
+                <w:sz w:val="18"/>
+              </w:rPr>
+              <w:t xml:space="preserve">src/smart_reader.py</w:t>
+            </w:r>
+            <w:r>
+              <w:rPr>
+                <w:sz w:val="18"/>
+              </w:rPr>
+              <w:t xml:space="preserve">): header detection, status date from the cell above, fraction and lakh/crore conversion, summary-row removal — every change listed on screen</w:t>
+            </w:r>
+          </w:p>
+        </w:tc>
+        <w:tc>
+          <w:tcPr/>
+          <w:p>
+            <w:pPr>
+              <w:pStyle w:val="Compact"/>
+              <w:jc w:val="left"/>
+            </w:pPr>
+            <w:r>
+              <w:rPr>
+                <w:sz w:val="18"/>
+              </w:rPr>
+              <w:t xml:space="preserve">Pass: 38 tests; BAC and PV equal the sheet’s own totals</w:t>
+            </w:r>
+          </w:p>
+        </w:tc>
+      </w:tr>
+      <w:tr>
+        <w:tc>
+          <w:tcPr/>
+          <w:p>
+            <w:pPr>
+              <w:pStyle w:val="Compact"/>
+              <w:jc w:val="left"/>
+            </w:pPr>
+            <w:r>
+              <w:rPr>
+                <w:sz w:val="18"/>
+              </w:rPr>
+              <w:t xml:space="preserve">D8</w:t>
+            </w:r>
+          </w:p>
+        </w:tc>
+        <w:tc>
+          <w:tcPr/>
+          <w:p>
+            <w:pPr>
+              <w:pStyle w:val="Compact"/>
+              <w:jc w:val="left"/>
+            </w:pPr>
+            <w:r>
+              <w:rPr>
+                <w:sz w:val="18"/>
+              </w:rPr>
+              <w:t xml:space="preserve">Unit test</w:t>
+            </w:r>
+          </w:p>
+        </w:tc>
+        <w:tc>
+          <w:tcPr/>
+          <w:p>
+            <w:pPr>
+              <w:pStyle w:val="Compact"/>
+              <w:jc w:val="left"/>
+            </w:pPr>
+            <w:r>
+              <w:rPr>
+                <w:sz w:val="18"/>
+              </w:rPr>
+              <w:t xml:space="preserve">Validation messages numbered rows 1, 2, 3… instead of the real spreadsheet rows</w:t>
+            </w:r>
+          </w:p>
+        </w:tc>
+        <w:tc>
+          <w:tcPr/>
+          <w:p>
+            <w:pPr>
+              <w:pStyle w:val="Compact"/>
+              <w:jc w:val="left"/>
+            </w:pPr>
+            <w:r>
+              <w:rPr>
+                <w:sz w:val="18"/>
+              </w:rPr>
+              <w:t xml:space="preserve">Row numbers assigned after cleaning</w:t>
+            </w:r>
+          </w:p>
+        </w:tc>
+        <w:tc>
+          <w:tcPr/>
+          <w:p>
+            <w:pPr>
+              <w:pStyle w:val="Compact"/>
+              <w:jc w:val="left"/>
+            </w:pPr>
+            <w:r>
+              <w:rPr>
+                <w:sz w:val="18"/>
+              </w:rPr>
+              <w:t xml:space="preserve">Smart reader passes original row numbers to validation</w:t>
+            </w:r>
+          </w:p>
+        </w:tc>
+        <w:tc>
+          <w:tcPr/>
+          <w:p>
+            <w:pPr>
+              <w:pStyle w:val="Compact"/>
+              <w:jc w:val="left"/>
+            </w:pPr>
+            <w:r>
+              <w:rPr>
+                <w:sz w:val="18"/>
+              </w:rPr>
+              <w:t xml:space="preserve">Pass: A03 reported on row 7</w:t>
+            </w:r>
+          </w:p>
+        </w:tc>
+      </w:tr>
+      <w:tr>
+        <w:tc>
+          <w:tcPr/>
+          <w:p>
+            <w:pPr>
+              <w:pStyle w:val="Compact"/>
+              <w:jc w:val="left"/>
+            </w:pPr>
+            <w:r>
+              <w:rPr>
+                <w:sz w:val="18"/>
+              </w:rPr>
+              <w:t xml:space="preserve">D9</w:t>
+            </w:r>
+          </w:p>
+        </w:tc>
+        <w:tc>
+          <w:tcPr/>
+          <w:p>
+            <w:pPr>
+              <w:pStyle w:val="Compact"/>
+              <w:jc w:val="left"/>
+            </w:pPr>
+            <w:r>
+              <w:rPr>
+                <w:sz w:val="18"/>
+              </w:rPr>
+              <w:t xml:space="preserve">Team upload (Prashant’s sheet)</w:t>
+            </w:r>
+          </w:p>
+        </w:tc>
+        <w:tc>
+          <w:tcPr/>
+          <w:p>
+            <w:pPr>
+              <w:pStyle w:val="Compact"/>
+              <w:jc w:val="left"/>
+            </w:pPr>
+            <w:r>
+              <w:rPr>
+                <w:sz w:val="18"/>
+              </w:rPr>
+              <w:t xml:space="preserve">Supplied PV/EV columns flagged</w:t>
+            </w:r>
+            <w:r>
+              <w:rPr>
+                <w:sz w:val="18"/>
+              </w:rPr>
+              <w:t xml:space="preserve"> </w:t>
+            </w:r>
+            <w:r>
+              <w:rPr>
+                <w:sz w:val="18"/>
+              </w:rPr>
+              <w:t xml:space="preserve">“</w:t>
+            </w:r>
+            <w:r>
+              <w:rPr>
+                <w:sz w:val="18"/>
+              </w:rPr>
+              <w:t xml:space="preserve">not needed</w:t>
+            </w:r>
+            <w:r>
+              <w:rPr>
+                <w:sz w:val="18"/>
+              </w:rPr>
+              <w:t xml:space="preserve">”</w:t>
+            </w:r>
+            <w:r>
+              <w:rPr>
+                <w:sz w:val="18"/>
+              </w:rPr>
+              <w:t xml:space="preserve"> </w:t>
+            </w:r>
+            <w:r>
+              <w:rPr>
+                <w:sz w:val="18"/>
+              </w:rPr>
+              <w:t xml:space="preserve">plus a validation warning, which looked like an error</w:t>
+            </w:r>
+          </w:p>
+        </w:tc>
+        <w:tc>
+          <w:tcPr/>
+          <w:p>
+            <w:pPr>
+              <w:pStyle w:val="Compact"/>
+              <w:jc w:val="left"/>
+            </w:pPr>
+            <w:r>
+              <w:rPr>
+                <w:sz w:val="18"/>
+              </w:rPr>
+              <w:t xml:space="preserve">Unused columns reported, not checked</w:t>
+            </w:r>
+          </w:p>
+        </w:tc>
+        <w:tc>
+          <w:tcPr/>
+          <w:p>
+            <w:pPr>
+              <w:pStyle w:val="Compact"/>
+              <w:jc w:val="left"/>
+            </w:pPr>
+            <w:r>
+              <w:rPr>
+                <w:sz w:val="18"/>
+              </w:rPr>
+              <w:t xml:space="preserve">Supplied PV/EV cross-checked row by row against budget × progress %; differences named per activity</w:t>
+            </w:r>
+          </w:p>
+        </w:tc>
+        <w:tc>
+          <w:tcPr/>
+          <w:p>
+            <w:pPr>
+              <w:pStyle w:val="Compact"/>
+              <w:jc w:val="left"/>
+            </w:pPr>
+            <w:r>
+              <w:rPr>
+                <w:sz w:val="18"/>
+              </w:rPr>
+              <w:t xml:space="preserve">Pass: all 12 match; mismatch test</w:t>
+            </w:r>
+          </w:p>
+        </w:tc>
+      </w:tr>
+      <w:tr>
+        <w:tc>
+          <w:tcPr/>
+          <w:p>
+            <w:pPr>
+              <w:pStyle w:val="Compact"/>
+              <w:jc w:val="left"/>
+            </w:pPr>
+            <w:r>
+              <w:rPr>
+                <w:sz w:val="18"/>
+              </w:rPr>
+              <w:t xml:space="preserve">D10</w:t>
+            </w:r>
+          </w:p>
+        </w:tc>
+        <w:tc>
+          <w:tcPr/>
+          <w:p>
+            <w:pPr>
+              <w:pStyle w:val="Compact"/>
+              <w:jc w:val="left"/>
+            </w:pPr>
+            <w:r>
+              <w:rPr>
+                <w:sz w:val="18"/>
+              </w:rPr>
+              <w:t xml:space="preserve">Team screenshot</w:t>
+            </w:r>
+          </w:p>
+        </w:tc>
+        <w:tc>
+          <w:tcPr/>
+          <w:p>
+            <w:pPr>
+              <w:pStyle w:val="Compact"/>
+              <w:jc w:val="left"/>
+            </w:pPr>
+            <w:r>
+              <w:rPr>
+                <w:sz w:val="18"/>
+              </w:rPr>
+              <w:t xml:space="preserve">One-date file: charts nearly empty, same date repeated six times on the x-axis</w:t>
+            </w:r>
+          </w:p>
+        </w:tc>
+        <w:tc>
+          <w:tcPr/>
+          <w:p>
+            <w:pPr>
+              <w:pStyle w:val="Compact"/>
+              <w:jc w:val="left"/>
+            </w:pPr>
+            <w:r>
+              <w:rPr>
+                <w:sz w:val="18"/>
+              </w:rPr>
+              <w:t xml:space="preserve">Automatic date ticks on a single point</w:t>
+            </w:r>
+          </w:p>
+        </w:tc>
+        <w:tc>
+          <w:tcPr/>
+          <w:p>
+            <w:pPr>
+              <w:pStyle w:val="Compact"/>
+              <w:jc w:val="left"/>
+            </w:pPr>
+            <w:r>
+              <w:rPr>
+                <w:sz w:val="18"/>
+              </w:rPr>
+              <w:t xml:space="preserve">One label per reporting date; explicit</w:t>
+            </w:r>
+            <w:r>
+              <w:rPr>
+                <w:sz w:val="18"/>
+              </w:rPr>
+              <w:t xml:space="preserve"> </w:t>
+            </w:r>
+            <w:r>
+              <w:rPr>
+                <w:sz w:val="18"/>
+              </w:rPr>
+              <w:t xml:space="preserve">“</w:t>
+            </w:r>
+            <w:r>
+              <w:rPr>
+                <w:sz w:val="18"/>
+              </w:rPr>
+              <w:t xml:space="preserve">only one reporting date</w:t>
+            </w:r>
+            <w:r>
+              <w:rPr>
+                <w:sz w:val="18"/>
+              </w:rPr>
+              <w:t xml:space="preserve">”</w:t>
+            </w:r>
+            <w:r>
+              <w:rPr>
+                <w:sz w:val="18"/>
+              </w:rPr>
+              <w:t xml:space="preserve"> </w:t>
+            </w:r>
+            <w:r>
+              <w:rPr>
+                <w:sz w:val="18"/>
+              </w:rPr>
+              <w:t xml:space="preserve">note</w:t>
+            </w:r>
+          </w:p>
+        </w:tc>
+        <w:tc>
+          <w:tcPr/>
+          <w:p>
+            <w:pPr>
+              <w:pStyle w:val="Compact"/>
+              <w:jc w:val="left"/>
+            </w:pPr>
+            <w:r>
+              <w:rPr>
+                <w:sz w:val="18"/>
+              </w:rPr>
+              <w:t xml:space="preserve">Pass:</w:t>
+            </w:r>
+            <w:r>
+              <w:rPr>
+                <w:sz w:val="18"/>
+              </w:rPr>
+              <w:t xml:space="preserve"> </w:t>
+            </w:r>
+            <w:r>
+              <w:rPr>
+                <w:rStyle w:val="VerbatimChar"/>
+                <w:sz w:val="18"/>
+              </w:rPr>
+              <w:t xml:space="preserve">tests/test_charts.py</w:t>
+            </w:r>
+          </w:p>
+        </w:tc>
+      </w:tr>
+      <w:tr>
+        <w:tc>
+          <w:tcPr/>
+          <w:p>
+            <w:pPr>
+              <w:pStyle w:val="Compact"/>
+              <w:jc w:val="left"/>
+            </w:pPr>
+            <w:r>
+              <w:rPr>
+                <w:sz w:val="18"/>
+              </w:rPr>
+              <w:t xml:space="preserve">D11</w:t>
+            </w:r>
+          </w:p>
+        </w:tc>
+        <w:tc>
+          <w:tcPr/>
+          <w:p>
+            <w:pPr>
+              <w:pStyle w:val="Compact"/>
+              <w:jc w:val="left"/>
+            </w:pPr>
+            <w:r>
+              <w:rPr>
+                <w:sz w:val="18"/>
+              </w:rPr>
+              <w:t xml:space="preserve">Team usability feedback</w:t>
+            </w:r>
+          </w:p>
+        </w:tc>
+        <w:tc>
+          <w:tcPr/>
+          <w:p>
+            <w:pPr>
+              <w:pStyle w:val="Compact"/>
+              <w:jc w:val="left"/>
+            </w:pPr>
+            <w:r>
+              <w:rPr>
+                <w:sz w:val="18"/>
+              </w:rPr>
+              <w:t xml:space="preserve">Home button, reporting date and forecast method hidden in the collapsible sidebar</w:t>
+            </w:r>
+          </w:p>
+        </w:tc>
+        <w:tc>
+          <w:tcPr/>
+          <w:p>
+            <w:pPr>
+              <w:pStyle w:val="Compact"/>
+              <w:jc w:val="left"/>
+            </w:pPr>
+            <w:r>
+              <w:rPr>
+                <w:sz w:val="18"/>
+              </w:rPr>
+              <w:t xml:space="preserve">Layout</w:t>
+            </w:r>
+          </w:p>
+        </w:tc>
+        <w:tc>
+          <w:tcPr/>
+          <w:p>
+            <w:pPr>
+              <w:pStyle w:val="Compact"/>
+              <w:jc w:val="left"/>
+            </w:pPr>
+            <w:r>
+              <w:rPr>
+                <w:sz w:val="18"/>
+              </w:rPr>
+              <w:t xml:space="preserve">Always-visible top bar; sidebar keeps display settings</w:t>
+            </w:r>
+          </w:p>
+        </w:tc>
+        <w:tc>
+          <w:tcPr/>
+          <w:p>
+            <w:pPr>
+              <w:pStyle w:val="Compact"/>
+              <w:jc w:val="left"/>
+            </w:pPr>
+            <w:r>
+              <w:rPr>
+                <w:sz w:val="18"/>
+              </w:rPr>
+              <w:t xml:space="preserve">Pass: app tests</w:t>
+            </w:r>
+          </w:p>
+        </w:tc>
+      </w:tr>
+      <w:tr>
+        <w:tc>
+          <w:tcPr/>
+          <w:p>
+            <w:pPr>
+              <w:pStyle w:val="Compact"/>
+              <w:jc w:val="left"/>
+            </w:pPr>
+            <w:r>
+              <w:rPr>
+                <w:sz w:val="18"/>
+              </w:rPr>
+              <w:t xml:space="preserve">D12</w:t>
+            </w:r>
+          </w:p>
+        </w:tc>
+        <w:tc>
+          <w:tcPr/>
+          <w:p>
+            <w:pPr>
+              <w:pStyle w:val="Compact"/>
+              <w:jc w:val="left"/>
+            </w:pPr>
+            <w:r>
+              <w:rPr>
+                <w:sz w:val="18"/>
+              </w:rPr>
+              <w:t xml:space="preserve">App test (AI error)</w:t>
+            </w:r>
+          </w:p>
+        </w:tc>
+        <w:tc>
+          <w:tcPr/>
+          <w:p>
+            <w:pPr>
+              <w:pStyle w:val="Compact"/>
+              <w:jc w:val="left"/>
+            </w:pPr>
+            <w:r>
+              <w:rPr>
+                <w:sz w:val="18"/>
+              </w:rPr>
+              <w:t xml:space="preserve">The AI’s summary of the manual check case gave CPI at 31-Dec-2013 as 0.714; correct value 0.71349 → 0.713</w:t>
+            </w:r>
+          </w:p>
+        </w:tc>
+        <w:tc>
+          <w:tcPr/>
+          <w:p>
+            <w:pPr>
+              <w:pStyle w:val="Compact"/>
+              <w:jc w:val="left"/>
+            </w:pPr>
+            <w:r>
+              <w:rPr>
+                <w:sz w:val="18"/>
+              </w:rPr>
+              <w:t xml:space="preserve">Rounding slip in the AI’s prose, not in the code</w:t>
+            </w:r>
+          </w:p>
+        </w:tc>
+        <w:tc>
+          <w:tcPr/>
+          <w:p>
+            <w:pPr>
+              <w:pStyle w:val="Compact"/>
+              <w:jc w:val="left"/>
+            </w:pPr>
+            <w:r>
+              <w:rPr>
+                <w:sz w:val="18"/>
+              </w:rPr>
+              <w:t xml:space="preserve">Test expectation and documents corrected</w:t>
+            </w:r>
+          </w:p>
+        </w:tc>
+        <w:tc>
+          <w:tcPr/>
+          <w:p>
+            <w:pPr>
+              <w:pStyle w:val="Compact"/>
+              <w:jc w:val="left"/>
+            </w:pPr>
+            <w:r>
+              <w:rPr>
+                <w:sz w:val="18"/>
+              </w:rPr>
+              <w:t xml:space="preserve">Pass</w:t>
+            </w:r>
+          </w:p>
+        </w:tc>
+      </w:tr>
+      <w:tr>
+        <w:tc>
+          <w:tcPr/>
+          <w:p>
+            <w:pPr>
+              <w:pStyle w:val="Compact"/>
+              <w:jc w:val="left"/>
+            </w:pPr>
+            <w:r>
+              <w:rPr>
+                <w:sz w:val="18"/>
+              </w:rPr>
+              <w:t xml:space="preserve">D13</w:t>
+            </w:r>
+          </w:p>
+        </w:tc>
+        <w:tc>
+          <w:tcPr/>
+          <w:p>
+            <w:pPr>
+              <w:pStyle w:val="Compact"/>
+              <w:jc w:val="left"/>
+            </w:pPr>
+            <w:r>
+              <w:rPr>
+                <w:sz w:val="18"/>
+              </w:rPr>
+              <w:t xml:space="preserve">Test design</w:t>
+            </w:r>
+          </w:p>
+        </w:tc>
+        <w:tc>
+          <w:tcPr/>
+          <w:p>
+            <w:pPr>
+              <w:pStyle w:val="Compact"/>
+              <w:jc w:val="left"/>
+            </w:pPr>
+            <w:r>
+              <w:rPr>
+                <w:sz w:val="18"/>
+              </w:rPr>
+              <w:t xml:space="preserve">First ProTrack-agreement test used a guessed €3 tolerance; observed difference €3.79</w:t>
+            </w:r>
+          </w:p>
+        </w:tc>
+        <w:tc>
+          <w:tcPr/>
+          <w:p>
+            <w:pPr>
+              <w:pStyle w:val="Compact"/>
+              <w:jc w:val="left"/>
+            </w:pPr>
+            <w:r>
+              <w:rPr>
+                <w:sz w:val="18"/>
+              </w:rPr>
+              <w:t xml:space="preserve">Tolerance not derived</w:t>
+            </w:r>
+          </w:p>
+        </w:tc>
+        <w:tc>
+          <w:tcPr/>
+          <w:p>
+            <w:pPr>
+              <w:pStyle w:val="Compact"/>
+              <w:jc w:val="left"/>
+            </w:pPr>
+            <w:r>
+              <w:rPr>
+                <w:sz w:val="18"/>
+              </w:rPr>
+              <w:t xml:space="preserve">Replaced by the proven rounding bound (0.005 % × BAC = €10.72)</w:t>
+            </w:r>
+          </w:p>
+        </w:tc>
+        <w:tc>
+          <w:tcPr/>
+          <w:p>
+            <w:pPr>
+              <w:pStyle w:val="Compact"/>
+              <w:jc w:val="left"/>
+            </w:pPr>
+            <w:r>
+              <w:rPr>
+                <w:sz w:val="18"/>
+              </w:rPr>
+              <w:t xml:space="preserve">Pass</w:t>
+            </w:r>
+          </w:p>
+        </w:tc>
+      </w:tr>
+      <w:tr>
+        <w:tc>
+          <w:tcPr/>
+          <w:p>
+            <w:pPr>
+              <w:pStyle w:val="Compact"/>
+              <w:jc w:val="left"/>
+            </w:pPr>
+            <w:r>
+              <w:rPr>
+                <w:sz w:val="18"/>
+              </w:rPr>
+              <w:t xml:space="preserve">D14</w:t>
+            </w:r>
+          </w:p>
+        </w:tc>
+        <w:tc>
+          <w:tcPr/>
+          <w:p>
+            <w:pPr>
+              <w:pStyle w:val="Compact"/>
+              <w:jc w:val="left"/>
+            </w:pPr>
+            <w:r>
+              <w:rPr>
+                <w:sz w:val="18"/>
+              </w:rPr>
+              <w:t xml:space="preserve">Screenshot automation</w:t>
+            </w:r>
+          </w:p>
+        </w:tc>
+        <w:tc>
+          <w:tcPr/>
+          <w:p>
+            <w:pPr>
+              <w:pStyle w:val="Compact"/>
+              <w:jc w:val="left"/>
+            </w:pPr>
+            <w:r>
+              <w:rPr>
+                <w:sz w:val="18"/>
+              </w:rPr>
+              <w:t xml:space="preserve">A styling rule targeted a page element that does not exist in Streamlit 1.66, so the panel had no card styling</w:t>
+            </w:r>
+          </w:p>
+        </w:tc>
+        <w:tc>
+          <w:tcPr/>
+          <w:p>
+            <w:pPr>
+              <w:pStyle w:val="Compact"/>
+              <w:jc w:val="left"/>
+            </w:pPr>
+            <w:r>
+              <w:rPr>
+                <w:sz w:val="18"/>
+              </w:rPr>
+              <w:t xml:space="preserve">Element name from an older version</w:t>
+            </w:r>
+          </w:p>
+        </w:tc>
+        <w:tc>
+          <w:tcPr/>
+          <w:p>
+            <w:pPr>
+              <w:pStyle w:val="Compact"/>
+              <w:jc w:val="left"/>
+            </w:pPr>
+            <w:r>
+              <w:rPr>
+                <w:sz w:val="18"/>
+              </w:rPr>
+              <w:t xml:space="preserve">Panel given an explicit key and styled by it</w:t>
+            </w:r>
+          </w:p>
+        </w:tc>
+        <w:tc>
+          <w:tcPr/>
+          <w:p>
+            <w:pPr>
+              <w:pStyle w:val="Compact"/>
+              <w:jc w:val="left"/>
+            </w:pPr>
+            <w:r>
+              <w:rPr>
+                <w:sz w:val="18"/>
+              </w:rPr>
+              <w:t xml:space="preserve">Pass (screenshots)</w:t>
+            </w:r>
+          </w:p>
+        </w:tc>
+      </w:tr>
+      <w:tr>
+        <w:tc>
+          <w:tcPr/>
+          <w:p>
+            <w:pPr>
+              <w:pStyle w:val="Compact"/>
+              <w:jc w:val="left"/>
+            </w:pPr>
+            <w:r>
+              <w:rPr>
+                <w:sz w:val="18"/>
+              </w:rPr>
+              <w:t xml:space="preserve">D15</w:t>
+            </w:r>
+          </w:p>
+        </w:tc>
+        <w:tc>
+          <w:tcPr/>
+          <w:p>
+            <w:pPr>
+              <w:pStyle w:val="Compact"/>
+              <w:jc w:val="left"/>
+            </w:pPr>
+            <w:r>
+              <w:rPr>
+                <w:sz w:val="18"/>
+              </w:rPr>
+              <w:t xml:space="preserve">Browser automation</w:t>
+            </w:r>
+          </w:p>
+        </w:tc>
+        <w:tc>
+          <w:tcPr/>
+          <w:p>
+            <w:pPr>
+              <w:pStyle w:val="Compact"/>
+              <w:jc w:val="left"/>
+            </w:pPr>
+            <w:r>
+              <w:rPr>
+                <w:sz w:val="18"/>
+              </w:rPr>
+              <w:t xml:space="preserve">Values typed into the entry table at machine speed were partly lost</w:t>
+            </w:r>
+          </w:p>
+        </w:tc>
+        <w:tc>
+          <w:tcPr/>
+          <w:p>
+            <w:pPr>
+              <w:pStyle w:val="Compact"/>
+              <w:jc w:val="left"/>
+            </w:pPr>
+            <w:r>
+              <w:rPr>
+                <w:sz w:val="18"/>
+              </w:rPr>
+              <w:t xml:space="preserve">Test typed while the page was still updating</w:t>
+            </w:r>
+          </w:p>
+        </w:tc>
+        <w:tc>
+          <w:tcPr/>
+          <w:p>
+            <w:pPr>
+              <w:pStyle w:val="Compact"/>
+              <w:jc w:val="left"/>
+            </w:pPr>
+            <w:r>
+              <w:rPr>
+                <w:sz w:val="18"/>
+              </w:rPr>
+              <w:t xml:space="preserve">Test types at human pace (waits after each entry); both input paths then pass</w:t>
+            </w:r>
+          </w:p>
+        </w:tc>
+        <w:tc>
+          <w:tcPr/>
+          <w:p>
+            <w:pPr>
+              <w:pStyle w:val="Compact"/>
+              <w:jc w:val="left"/>
+            </w:pPr>
+            <w:r>
+              <w:rPr>
+                <w:sz w:val="18"/>
+              </w:rPr>
+              <w:t xml:space="preserve">Pass: 13/13 checks (</w:t>
+            </w:r>
+            <w:r>
+              <w:rPr>
+                <w:rStyle w:val="VerbatimChar"/>
+                <w:sz w:val="18"/>
+              </w:rPr>
+              <w:t xml:space="preserve">reports/browser_smart_reader_log.txt</w:t>
+            </w:r>
+            <w:r>
+              <w:rPr>
+                <w:sz w:val="18"/>
+              </w:rPr>
+              <w:t xml:space="preserve">)</w:t>
+            </w:r>
+          </w:p>
+        </w:tc>
+      </w:tr>
+      <w:tr>
+        <w:tc>
+          <w:tcPr/>
+          <w:p>
+            <w:pPr>
+              <w:pStyle w:val="Compact"/>
+              <w:jc w:val="left"/>
+            </w:pPr>
+            <w:r>
+              <w:rPr>
+                <w:sz w:val="18"/>
+              </w:rPr>
+              <w:t xml:space="preserve">D16</w:t>
+            </w:r>
+          </w:p>
+        </w:tc>
+        <w:tc>
+          <w:tcPr/>
+          <w:p>
+            <w:pPr>
+              <w:pStyle w:val="Compact"/>
+              <w:jc w:val="left"/>
+            </w:pPr>
+            <w:r>
+              <w:rPr>
+                <w:sz w:val="18"/>
+              </w:rPr>
+              <w:t xml:space="preserve">Screenshot review (one-date upload)</w:t>
+            </w:r>
+          </w:p>
+        </w:tc>
+        <w:tc>
+          <w:tcPr/>
+          <w:p>
+            <w:pPr>
+              <w:pStyle w:val="Compact"/>
+              <w:jc w:val="left"/>
+            </w:pPr>
+            <w:r>
+              <w:rPr>
+                <w:sz w:val="18"/>
+              </w:rPr>
+              <w:t xml:space="preserve">The</w:t>
+            </w:r>
+            <w:r>
+              <w:rPr>
+                <w:sz w:val="18"/>
+              </w:rPr>
+              <w:t xml:space="preserve"> </w:t>
+            </w:r>
+            <w:r>
+              <w:rPr>
+                <w:sz w:val="18"/>
+              </w:rPr>
+              <w:t xml:space="preserve">“</w:t>
+            </w:r>
+            <w:r>
+              <w:rPr>
+                <w:sz w:val="18"/>
+              </w:rPr>
+              <w:t xml:space="preserve">only one reporting date</w:t>
+            </w:r>
+            <w:r>
+              <w:rPr>
+                <w:sz w:val="18"/>
+              </w:rPr>
+              <w:t xml:space="preserve">”</w:t>
+            </w:r>
+            <w:r>
+              <w:rPr>
+                <w:sz w:val="18"/>
+              </w:rPr>
+              <w:t xml:space="preserve"> </w:t>
+            </w:r>
+            <w:r>
+              <w:rPr>
+                <w:sz w:val="18"/>
+              </w:rPr>
+              <w:t xml:space="preserve">note, drawn as a box inside the plot, covered the BAC, EAC, status-date and</w:t>
+            </w:r>
+            <w:r>
+              <w:rPr>
+                <w:sz w:val="18"/>
+              </w:rPr>
+              <w:t xml:space="preserve"> </w:t>
+            </w:r>
+            <w:r>
+              <w:rPr>
+                <w:sz w:val="18"/>
+              </w:rPr>
+              <w:t xml:space="preserve">“</w:t>
+            </w:r>
+            <w:r>
+              <w:rPr>
+                <w:sz w:val="18"/>
+              </w:rPr>
+              <w:t xml:space="preserve">1.00 = on plan</w:t>
+            </w:r>
+            <w:r>
+              <w:rPr>
+                <w:sz w:val="18"/>
+              </w:rPr>
+              <w:t xml:space="preserve">”</w:t>
+            </w:r>
+            <w:r>
+              <w:rPr>
+                <w:sz w:val="18"/>
+              </w:rPr>
+              <w:t xml:space="preserve"> </w:t>
+            </w:r>
+            <w:r>
+              <w:rPr>
+                <w:sz w:val="18"/>
+              </w:rPr>
+              <w:t xml:space="preserve">labels</w:t>
+            </w:r>
+          </w:p>
+        </w:tc>
+        <w:tc>
+          <w:tcPr/>
+          <w:p>
+            <w:pPr>
+              <w:pStyle w:val="Compact"/>
+              <w:jc w:val="left"/>
+            </w:pPr>
+            <w:r>
+              <w:rPr>
+                <w:sz w:val="18"/>
+              </w:rPr>
+              <w:t xml:space="preserve">Note placed inside the plot area (D10 fix)</w:t>
+            </w:r>
+          </w:p>
+        </w:tc>
+        <w:tc>
+          <w:tcPr/>
+          <w:p>
+            <w:pPr>
+              <w:pStyle w:val="Compact"/>
+              <w:jc w:val="left"/>
+            </w:pPr>
+            <w:r>
+              <w:rPr>
+                <w:sz w:val="18"/>
+              </w:rPr>
+              <w:t xml:space="preserve">Note moved under the date axis; test now requires it there and not inside the plot</w:t>
+            </w:r>
+          </w:p>
+        </w:tc>
+        <w:tc>
+          <w:tcPr/>
+          <w:p>
+            <w:pPr>
+              <w:pStyle w:val="Compact"/>
+              <w:jc w:val="left"/>
+            </w:pPr>
+            <w:r>
+              <w:rPr>
+                <w:sz w:val="18"/>
+              </w:rPr>
+              <w:t xml:space="preserve">Pass:</w:t>
+            </w:r>
+            <w:r>
+              <w:rPr>
+                <w:sz w:val="18"/>
+              </w:rPr>
+              <w:t xml:space="preserve"> </w:t>
+            </w:r>
+            <w:r>
+              <w:rPr>
+                <w:rStyle w:val="VerbatimChar"/>
+                <w:sz w:val="18"/>
+              </w:rPr>
+              <w:t xml:space="preserve">tests/test_charts.py</w:t>
+            </w:r>
+            <w:r>
+              <w:rPr>
+                <w:sz w:val="18"/>
+              </w:rPr>
+              <w:t xml:space="preserve">;</w:t>
+            </w:r>
+            <w:r>
+              <w:rPr>
+                <w:sz w:val="18"/>
+              </w:rPr>
+              <w:t xml:space="preserve"> </w:t>
+            </w:r>
+            <w:r>
+              <w:rPr>
+                <w:rStyle w:val="VerbatimChar"/>
+                <w:sz w:val="18"/>
+              </w:rPr>
+              <w:t xml:space="preserve">reports/screenshots/m_one_date.png</w:t>
+            </w:r>
+          </w:p>
+        </w:tc>
+      </w:tr>
     </w:tbl>
-    <w:bookmarkEnd w:id="26"/>
-    <w:bookmarkStart w:id="27" w:name="root-causes-corrections-and-retest"/>
+    <w:bookmarkEnd w:id="27"/>
+    <w:bookmarkStart w:id="28" w:name="root-causes-corrections-and-retest"/>
     <w:p>
       <w:pPr>
         <w:pStyle w:val="Heading1"/>
@@ -9274,7 +12645,7 @@
         <w:pStyle w:val="FirstParagraph"/>
       </w:pPr>
       <w:r>
-        <w:t xml:space="preserve">Given per defect in Section 7. After all corrections the complete suite was rerun:</w:t>
+        <w:t xml:space="preserve">Given per defect in Section 7. After all corrections the complete suite was rerun on 29-Oct-2026:</w:t>
       </w:r>
       <w:r>
         <w:t xml:space="preserve"> </w:t>
@@ -9284,7 +12655,7 @@
           <w:bCs/>
           <w:b/>
         </w:rPr>
-        <w:t xml:space="preserve">79 passed, 0 failed</w:t>
+        <w:t xml:space="preserve">164 passed, 0 failed</w:t>
       </w:r>
       <w:r>
         <w:t xml:space="preserve"> </w:t>
@@ -9299,7 +12670,7 @@
         <w:t xml:space="preserve">reports/test_results.txt</w:t>
       </w:r>
       <w:r>
-        <w:t xml:space="preserve">), and the browser run was repeated (</w:t>
+        <w:t xml:space="preserve">), and both browser runs were repeated (</w:t>
       </w:r>
       <w:r>
         <w:rPr>
@@ -9308,11 +12679,23 @@
         <w:t xml:space="preserve">reports/browser_test_log.txt</w:t>
       </w:r>
       <w:r>
+        <w:t xml:space="preserve">,</w:t>
+      </w:r>
+      <w:r>
+        <w:t xml:space="preserve"> </w:t>
+      </w:r>
+      <w:r>
+        <w:rPr>
+          <w:rStyle w:val="VerbatimChar"/>
+        </w:rPr>
+        <w:t xml:space="preserve">reports/browser_smart_reader_log.txt</w:t>
+      </w:r>
+      <w:r>
         <w:t xml:space="preserve">).</w:t>
       </w:r>
     </w:p>
-    <w:bookmarkEnd w:id="27"/>
-    <w:bookmarkStart w:id="28" w:name="edge-case-and-workflow-testing"/>
+    <w:bookmarkEnd w:id="28"/>
+    <w:bookmarkStart w:id="29" w:name="edge-case-and-workflow-testing"/>
     <w:p>
       <w:pPr>
         <w:pStyle w:val="Heading1"/>
@@ -10890,7 +14273,381 @@
               <w:rPr>
                 <w:sz w:val="18"/>
               </w:rPr>
-              <w:t xml:space="preserve">pandas 2.2.3 / Streamlit 1.50 / Plotly 5.24 venv: 79 passed</w:t>
+              <w:t xml:space="preserve">pandas 2.2.3 / Streamlit 1.50 / Plotly 5.24 venv: 79 passed (21-Oct; not repeated after later changes)</w:t>
+            </w:r>
+          </w:p>
+        </w:tc>
+        <w:tc>
+          <w:tcPr/>
+          <w:p>
+            <w:pPr>
+              <w:pStyle w:val="Compact"/>
+              <w:jc w:val="left"/>
+            </w:pPr>
+            <w:r>
+              <w:rPr>
+                <w:sz w:val="18"/>
+              </w:rPr>
+              <w:t xml:space="preserve">Pass (21-Oct)</w:t>
+            </w:r>
+          </w:p>
+        </w:tc>
+      </w:tr>
+      <w:tr>
+        <w:tc>
+          <w:tcPr/>
+          <w:p>
+            <w:pPr>
+              <w:pStyle w:val="Compact"/>
+              <w:jc w:val="left"/>
+            </w:pPr>
+            <w:r>
+              <w:rPr>
+                <w:sz w:val="18"/>
+              </w:rPr>
+              <w:t xml:space="preserve">Messy site sheet: title rows, status date above table, fractions, totals row, no AC</w:t>
+            </w:r>
+          </w:p>
+        </w:tc>
+        <w:tc>
+          <w:tcPr/>
+          <w:p>
+            <w:pPr>
+              <w:pStyle w:val="Compact"/>
+              <w:jc w:val="left"/>
+            </w:pPr>
+            <w:r>
+              <w:rPr>
+                <w:sz w:val="18"/>
+              </w:rPr>
+              <w:t xml:space="preserve">Understood; AC requested</w:t>
+            </w:r>
+          </w:p>
+        </w:tc>
+        <w:tc>
+          <w:tcPr/>
+          <w:p>
+            <w:pPr>
+              <w:pStyle w:val="Compact"/>
+              <w:jc w:val="left"/>
+            </w:pPr>
+            <w:r>
+              <w:rPr>
+                <w:rStyle w:val="VerbatimChar"/>
+                <w:sz w:val="18"/>
+              </w:rPr>
+              <w:t xml:space="preserve">tests/test_smart_reader.py</w:t>
+            </w:r>
+            <w:r>
+              <w:rPr>
+                <w:sz w:val="18"/>
+              </w:rPr>
+              <w:t xml:space="preserve">; browser log (two entry paths)</w:t>
+            </w:r>
+          </w:p>
+        </w:tc>
+        <w:tc>
+          <w:tcPr/>
+          <w:p>
+            <w:pPr>
+              <w:pStyle w:val="Compact"/>
+              <w:jc w:val="left"/>
+            </w:pPr>
+            <w:r>
+              <w:rPr>
+                <w:sz w:val="18"/>
+              </w:rPr>
+              <w:t xml:space="preserve">Pass</w:t>
+            </w:r>
+          </w:p>
+        </w:tc>
+      </w:tr>
+      <w:tr>
+        <w:tc>
+          <w:tcPr/>
+          <w:p>
+            <w:pPr>
+              <w:pStyle w:val="Compact"/>
+              <w:jc w:val="left"/>
+            </w:pPr>
+            <w:r>
+              <w:rPr>
+                <w:sz w:val="18"/>
+              </w:rPr>
+              <w:t xml:space="preserve">Odd headers, ₹ signs,</w:t>
+            </w:r>
+            <w:r>
+              <w:rPr>
+                <w:sz w:val="18"/>
+              </w:rPr>
+              <w:t xml:space="preserve"> </w:t>
+            </w:r>
+            <w:r>
+              <w:rPr>
+                <w:sz w:val="18"/>
+              </w:rPr>
+              <w:t xml:space="preserve">“</w:t>
+            </w:r>
+            <w:r>
+              <w:rPr>
+                <w:sz w:val="18"/>
+              </w:rPr>
+              <w:t xml:space="preserve">137 lakh</w:t>
+            </w:r>
+            <w:r>
+              <w:rPr>
+                <w:sz w:val="18"/>
+              </w:rPr>
+              <w:t xml:space="preserve">”</w:t>
+            </w:r>
+            <w:r>
+              <w:rPr>
+                <w:sz w:val="18"/>
+              </w:rPr>
+              <w:t xml:space="preserve">, dd/mm dates, semicolons, Primavera BCWS/BCWP/ACWP, cover sheet</w:t>
+            </w:r>
+          </w:p>
+        </w:tc>
+        <w:tc>
+          <w:tcPr/>
+          <w:p>
+            <w:pPr>
+              <w:pStyle w:val="Compact"/>
+              <w:jc w:val="left"/>
+            </w:pPr>
+            <w:r>
+              <w:rPr>
+                <w:sz w:val="18"/>
+              </w:rPr>
+              <w:t xml:space="preserve">Mapped correctly; unknown columns not guessed</w:t>
+            </w:r>
+          </w:p>
+        </w:tc>
+        <w:tc>
+          <w:tcPr/>
+          <w:p>
+            <w:pPr>
+              <w:pStyle w:val="Compact"/>
+              <w:jc w:val="left"/>
+            </w:pPr>
+            <w:r>
+              <w:rPr>
+                <w:rStyle w:val="VerbatimChar"/>
+                <w:sz w:val="18"/>
+              </w:rPr>
+              <w:t xml:space="preserve">tests/test_smart_reader.py</w:t>
+            </w:r>
+          </w:p>
+        </w:tc>
+        <w:tc>
+          <w:tcPr/>
+          <w:p>
+            <w:pPr>
+              <w:pStyle w:val="Compact"/>
+              <w:jc w:val="left"/>
+            </w:pPr>
+            <w:r>
+              <w:rPr>
+                <w:sz w:val="18"/>
+              </w:rPr>
+              <w:t xml:space="preserve">Pass</w:t>
+            </w:r>
+          </w:p>
+        </w:tc>
+      </w:tr>
+      <w:tr>
+        <w:tc>
+          <w:tcPr/>
+          <w:p>
+            <w:pPr>
+              <w:pStyle w:val="Compact"/>
+              <w:jc w:val="left"/>
+            </w:pPr>
+            <w:r>
+              <w:rPr>
+                <w:sz w:val="18"/>
+              </w:rPr>
+              <w:t xml:space="preserve">Supplied PV/EV that disagree with budget × %</w:t>
+            </w:r>
+          </w:p>
+        </w:tc>
+        <w:tc>
+          <w:tcPr/>
+          <w:p>
+            <w:pPr>
+              <w:pStyle w:val="Compact"/>
+              <w:jc w:val="left"/>
+            </w:pPr>
+            <w:r>
+              <w:rPr>
+                <w:sz w:val="18"/>
+              </w:rPr>
+              <w:t xml:space="preserve">Each differing row named; warning kept</w:t>
+            </w:r>
+          </w:p>
+        </w:tc>
+        <w:tc>
+          <w:tcPr/>
+          <w:p>
+            <w:pPr>
+              <w:pStyle w:val="Compact"/>
+              <w:jc w:val="left"/>
+            </w:pPr>
+            <w:r>
+              <w:rPr>
+                <w:rStyle w:val="VerbatimChar"/>
+                <w:sz w:val="18"/>
+              </w:rPr>
+              <w:t xml:space="preserve">test_supplied_ev_that_disagrees_is_reported_by_activity</w:t>
+            </w:r>
+          </w:p>
+        </w:tc>
+        <w:tc>
+          <w:tcPr/>
+          <w:p>
+            <w:pPr>
+              <w:pStyle w:val="Compact"/>
+              <w:jc w:val="left"/>
+            </w:pPr>
+            <w:r>
+              <w:rPr>
+                <w:sz w:val="18"/>
+              </w:rPr>
+              <w:t xml:space="preserve">Pass</w:t>
+            </w:r>
+          </w:p>
+        </w:tc>
+      </w:tr>
+      <w:tr>
+        <w:tc>
+          <w:tcPr/>
+          <w:p>
+            <w:pPr>
+              <w:pStyle w:val="Compact"/>
+              <w:jc w:val="left"/>
+            </w:pPr>
+            <w:r>
+              <w:rPr>
+                <w:sz w:val="18"/>
+              </w:rPr>
+              <w:t xml:space="preserve">Single reporting date</w:t>
+            </w:r>
+          </w:p>
+        </w:tc>
+        <w:tc>
+          <w:tcPr/>
+          <w:p>
+            <w:pPr>
+              <w:pStyle w:val="Compact"/>
+              <w:jc w:val="left"/>
+            </w:pPr>
+            <w:r>
+              <w:rPr>
+                <w:sz w:val="18"/>
+              </w:rPr>
+              <w:t xml:space="preserve">Charts labelled once, note shown</w:t>
+            </w:r>
+          </w:p>
+        </w:tc>
+        <w:tc>
+          <w:tcPr/>
+          <w:p>
+            <w:pPr>
+              <w:pStyle w:val="Compact"/>
+              <w:jc w:val="left"/>
+            </w:pPr>
+            <w:r>
+              <w:rPr>
+                <w:rStyle w:val="VerbatimChar"/>
+                <w:sz w:val="18"/>
+              </w:rPr>
+              <w:t xml:space="preserve">tests/test_charts.py</w:t>
+            </w:r>
+          </w:p>
+        </w:tc>
+        <w:tc>
+          <w:tcPr/>
+          <w:p>
+            <w:pPr>
+              <w:pStyle w:val="Compact"/>
+              <w:jc w:val="left"/>
+            </w:pPr>
+            <w:r>
+              <w:rPr>
+                <w:sz w:val="18"/>
+              </w:rPr>
+              <w:t xml:space="preserve">Pass</w:t>
+            </w:r>
+          </w:p>
+        </w:tc>
+      </w:tr>
+      <w:tr>
+        <w:tc>
+          <w:tcPr/>
+          <w:p>
+            <w:pPr>
+              <w:pStyle w:val="Compact"/>
+              <w:jc w:val="left"/>
+            </w:pPr>
+            <w:r>
+              <w:rPr>
+                <w:sz w:val="18"/>
+              </w:rPr>
+              <w:t xml:space="preserve">Work package with value earned before it was planned (PV = 0)</w:t>
+            </w:r>
+          </w:p>
+        </w:tc>
+        <w:tc>
+          <w:tcPr/>
+          <w:p>
+            <w:pPr>
+              <w:pStyle w:val="Compact"/>
+              <w:jc w:val="left"/>
+            </w:pPr>
+            <w:r>
+              <w:rPr>
+                <w:sz w:val="18"/>
+              </w:rPr>
+              <w:t xml:space="preserve">SPI undefined, status</w:t>
+            </w:r>
+            <w:r>
+              <w:rPr>
+                <w:sz w:val="18"/>
+              </w:rPr>
+              <w:t xml:space="preserve"> </w:t>
+            </w:r>
+            <w:r>
+              <w:rPr>
+                <w:sz w:val="18"/>
+              </w:rPr>
+              <w:t xml:space="preserve">“</w:t>
+            </w:r>
+            <w:r>
+              <w:rPr>
+                <w:sz w:val="18"/>
+              </w:rPr>
+              <w:t xml:space="preserve">Insufficient data</w:t>
+            </w:r>
+            <w:r>
+              <w:rPr>
+                <w:sz w:val="18"/>
+              </w:rPr>
+              <w:t xml:space="preserve">”</w:t>
+            </w:r>
+          </w:p>
+        </w:tc>
+        <w:tc>
+          <w:tcPr/>
+          <w:p>
+            <w:pPr>
+              <w:pStyle w:val="Compact"/>
+              <w:jc w:val="left"/>
+            </w:pPr>
+            <w:r>
+              <w:rPr>
+                <w:sz w:val="18"/>
+              </w:rPr>
+              <w:t xml:space="preserve">manual check case, 30-Nov-2013</w:t>
             </w:r>
           </w:p>
         </w:tc>
@@ -10911,8 +14668,8 @@
         </w:tc>
       </w:tr>
     </w:tbl>
-    <w:bookmarkEnd w:id="28"/>
-    <w:bookmarkStart w:id="29" w:name="X1fe3b8a3f1b0f6cca1cb392106749cbb9387dcd"/>
+    <w:bookmarkEnd w:id="29"/>
+    <w:bookmarkStart w:id="30" w:name="X1fe3b8a3f1b0f6cca1cb392106749cbb9387dcd"/>
     <w:p>
       <w:pPr>
         <w:pStyle w:val="Heading1"/>
@@ -11204,11 +14961,11 @@
         <w:pStyle w:val="BodyText"/>
       </w:pPr>
       <w:r>
-        <w:t xml:space="preserve">All seven were detected.</w:t>
+        <w:t xml:space="preserve">All seven were detected. Faults injected into later code (27–29 Oct 2026) were also all detected: smart reader 10/10 (e.g. header always row 1, fractions not converted, baseline start accepted as status date, content check skipped), PV/EV cross-check 3/3, home screen and work-package analysis 7/7, charts and top bar 6/6 (e.g. dates not labelled, amber zone missing, Home only in the sidebar, method B formula changed — caught by the real-data workbook comparison).</w:t>
       </w:r>
     </w:p>
-    <w:bookmarkEnd w:id="29"/>
-    <w:bookmarkStart w:id="30" w:name="remaining-limitations-of-the-validation"/>
+    <w:bookmarkEnd w:id="30"/>
+    <w:bookmarkStart w:id="31" w:name="remaining-limitations-of-the-validation"/>
     <w:p>
       <w:pPr>
         <w:pStyle w:val="Heading1"/>
@@ -11221,19 +14978,19 @@
       <w:pPr>
         <w:numPr>
           <w:ilvl w:val="0"/>
-          <w:numId w:val="1004"/>
+          <w:numId w:val="1006"/>
         </w:numPr>
         <w:pStyle w:val="Compact"/>
       </w:pPr>
       <w:r>
-        <w:t xml:space="preserve">One synthetic benchmark (two periods) — not a real project; practitioner review is still recommended.</w:t>
+        <w:t xml:space="preserve">Two benchmarks: one synthetic (Part A) and one real project grouped into 4 work packages with 2-decimal percentages (Part B). Practitioner review is still recommended.</w:t>
       </w:r>
     </w:p>
     <w:p>
       <w:pPr>
         <w:numPr>
           <w:ilvl w:val="0"/>
-          <w:numId w:val="1004"/>
+          <w:numId w:val="1006"/>
         </w:numPr>
         <w:pStyle w:val="Compact"/>
       </w:pPr>
@@ -11245,7 +15002,7 @@
       <w:pPr>
         <w:numPr>
           <w:ilvl w:val="0"/>
-          <w:numId w:val="1004"/>
+          <w:numId w:val="1006"/>
         </w:numPr>
         <w:pStyle w:val="Compact"/>
       </w:pPr>
@@ -11257,7 +15014,7 @@
       <w:pPr>
         <w:numPr>
           <w:ilvl w:val="0"/>
-          <w:numId w:val="1004"/>
+          <w:numId w:val="1006"/>
         </w:numPr>
         <w:pStyle w:val="Compact"/>
       </w:pPr>
@@ -11265,8 +15022,8 @@
         <w:t xml:space="preserve">Manual-table cell editing in the browser not verified by automation (Section 11).</w:t>
       </w:r>
     </w:p>
-    <w:bookmarkEnd w:id="30"/>
-    <w:bookmarkStart w:id="31" w:name="conclusion"/>
+    <w:bookmarkEnd w:id="31"/>
+    <w:bookmarkStart w:id="32" w:name="conclusion"/>
     <w:p>
       <w:pPr>
         <w:pStyle w:val="Heading1"/>
@@ -11280,11 +15037,11 @@
         <w:pStyle w:val="FirstParagraph"/>
       </w:pPr>
       <w:r>
-        <w:t xml:space="preserve">For the benchmark case, all 54 benchmark values per input mode (162 comparisons) match the independently prepared results within one paisa / 10⁻⁹, with no discrepancies; undefined and edge cases are reported as undefined or flagged rather than shown as numbers; and the test suite detects all seven typical formula errors injected. Subject to the team’s own paper verification (Section 15), the calculation engine is considered validated for the scope tested.</w:t>
+        <w:t xml:space="preserve">For the synthetic benchmark, all 54 values per input mode (162 comparisons) match the independently prepared results within one paisa / 10⁻⁹, with no discrepancies; undefined and edge cases are reported as undefined or flagged rather than shown as numbers; and the test suite detects all seven typical formula errors injected. For the real-data benchmark, the hand-calculation workbook and the dashboard agree on all 90 values for all five reports, and the data reproduces the values recorded in ProTrack. The real project also shows that correct formulas can still give poor forecasts early in a project, which the dashboard communicates by showing all methods and labelling them as assumption-based. Subject to the team’s own paper verification (Section 15), the calculation engine is considered validated for the scope tested.</w:t>
       </w:r>
     </w:p>
-    <w:bookmarkEnd w:id="31"/>
-    <w:bookmarkStart w:id="32" w:name="team-verification-sign-off"/>
+    <w:bookmarkEnd w:id="32"/>
+    <w:bookmarkStart w:id="33" w:name="team-verification-sign-off"/>
     <w:p>
       <w:pPr>
         <w:pStyle w:val="Heading1"/>
@@ -11462,22 +15219,9 @@
             </w:pPr>
             <w:r>
               <w:rPr>
-                <w:rStyle w:val="VerbatimChar"/>
-                <w:sz w:val="18"/>
-              </w:rPr>
-              <w:t xml:space="preserve">python -m pytest</w:t>
-            </w:r>
-            <w:r>
-              <w:rPr>
-                <w:sz w:val="18"/>
-              </w:rPr>
-              <w:t xml:space="preserve"> </w:t>
-            </w:r>
-            <w:r>
-              <w:rPr>
-                <w:sz w:val="18"/>
-              </w:rPr>
-              <w:t xml:space="preserve">run on a team laptop: 79 passed</w:t>
+                <w:sz w:val="18"/>
+              </w:rPr>
+              <w:t xml:space="preserve">Part B: 30-Nov-2013 and 31-Dec-2013 recalculated on paper from the input table in Section 6B; matches</w:t>
             </w:r>
           </w:p>
         </w:tc>
@@ -11516,9 +15260,22 @@
             </w:pPr>
             <w:r>
               <w:rPr>
-                <w:sz w:val="18"/>
-              </w:rPr>
-              <w:t xml:space="preserve">Manual-table cell edit check (Section 11) done</w:t>
+                <w:rStyle w:val="VerbatimChar"/>
+                <w:sz w:val="18"/>
+              </w:rPr>
+              <w:t xml:space="preserve">python -m pytest</w:t>
+            </w:r>
+            <w:r>
+              <w:rPr>
+                <w:sz w:val="18"/>
+              </w:rPr>
+              <w:t xml:space="preserve"> </w:t>
+            </w:r>
+            <w:r>
+              <w:rPr>
+                <w:sz w:val="18"/>
+              </w:rPr>
+              <w:t xml:space="preserve">run on a team laptop: 164 passed</w:t>
             </w:r>
           </w:p>
         </w:tc>
@@ -11559,6 +15316,47 @@
               <w:rPr>
                 <w:sz w:val="18"/>
               </w:rPr>
+              <w:t xml:space="preserve">Manual-table cell edit check (Section 11) done</w:t>
+            </w:r>
+          </w:p>
+        </w:tc>
+        <w:tc>
+          <w:tcPr/>
+          <w:p>
+            <w:pPr>
+              <w:pStyle w:val="Compact"/>
+            </w:pPr>
+          </w:p>
+        </w:tc>
+        <w:tc>
+          <w:tcPr/>
+          <w:p>
+            <w:pPr>
+              <w:pStyle w:val="Compact"/>
+            </w:pPr>
+          </w:p>
+        </w:tc>
+        <w:tc>
+          <w:tcPr/>
+          <w:p>
+            <w:pPr>
+              <w:pStyle w:val="Compact"/>
+            </w:pPr>
+          </w:p>
+        </w:tc>
+      </w:tr>
+      <w:tr>
+        <w:tc>
+          <w:tcPr/>
+          <w:p>
+            <w:pPr>
+              <w:pStyle w:val="Compact"/>
+              <w:jc w:val="left"/>
+            </w:pPr>
+            <w:r>
+              <w:rPr>
+                <w:sz w:val="18"/>
+              </w:rPr>
               <w:t xml:space="preserve">Any discrepancy found by the team recorded here and in the AI usage log</w:t>
             </w:r>
           </w:p>
@@ -11589,7 +15387,7 @@
         </w:tc>
       </w:tr>
     </w:tbl>
-    <w:bookmarkEnd w:id="32"/>
+    <w:bookmarkEnd w:id="33"/>
     <w:sectPr>
       <w:pgMar w:left="1134" w:right="1134" w:top="1020" w:bottom="1020"/>
     </w:sectPr>
@@ -11787,6 +15585,12 @@
     <w:abstractNumId w:val="991"/>
   </w:num>
   <w:num w:numId="1004">
+    <w:abstractNumId w:val="991"/>
+  </w:num>
+  <w:num w:numId="1005">
+    <w:abstractNumId w:val="991"/>
+  </w:num>
+  <w:num w:numId="1006">
     <w:abstractNumId w:val="991"/>
   </w:num>
 </w:numbering>
